--- a/lessons/8-1/downloads/reveal/teacher/8.1-session-1-prerequisite-practice-a.docx
+++ b/lessons/8-1/downloads/reveal/teacher/8.1-session-1-prerequisite-practice-a.docx
@@ -15,10 +15,28 @@
         <w:rPr>
           <w:rFonts w:ascii="Avenir Next" w:hAnsi="Avenir Next" w:cs="Avenir Next" w:eastAsia="Avenir Next"/>
           <w:color w:val="1A1A1A"/>
+          <w:sz w:val="22"/>
+          <w:szCs w:val="20"/>
+        </w:rPr>
+        <w:t xml:space="preserve">Name</w:t>
+      </w:r>
+      <w:r>
+        <w:rPr>
+          <w:rFonts w:ascii="Avenir Next" w:hAnsi="Avenir Next" w:cs="Avenir Next" w:eastAsia="Avenir Next"/>
+          <w:color w:val="1A1A1A"/>
           <w:sz w:val="20"/>
           <w:szCs w:val="20"/>
         </w:rPr>
-        <w:t xml:space="preserve">Name</w:t>
+        <w:tab/>
+      </w:r>
+      <w:r>
+        <w:rPr>
+          <w:rFonts w:ascii="Avenir Next" w:hAnsi="Avenir Next" w:cs="Avenir Next" w:eastAsia="Avenir Next"/>
+          <w:color w:val="1A1A1A"/>
+          <w:sz w:val="22"/>
+          <w:szCs w:val="20"/>
+        </w:rPr>
+        <w:t xml:space="preserve">   Date</w:t>
       </w:r>
       <w:r>
         <w:rPr>
@@ -33,25 +51,7 @@
         <w:rPr>
           <w:rFonts w:ascii="Avenir Next" w:hAnsi="Avenir Next" w:cs="Avenir Next" w:eastAsia="Avenir Next"/>
           <w:color w:val="1A1A1A"/>
-          <w:sz w:val="20"/>
-          <w:szCs w:val="20"/>
-        </w:rPr>
-        <w:t xml:space="preserve">   Date</w:t>
-      </w:r>
-      <w:r>
-        <w:rPr>
-          <w:rFonts w:ascii="Avenir Next" w:hAnsi="Avenir Next" w:cs="Avenir Next" w:eastAsia="Avenir Next"/>
-          <w:color w:val="1A1A1A"/>
-          <w:sz w:val="20"/>
-          <w:szCs w:val="20"/>
-        </w:rPr>
-        <w:tab/>
-      </w:r>
-      <w:r>
-        <w:rPr>
-          <w:rFonts w:ascii="Avenir Next" w:hAnsi="Avenir Next" w:cs="Avenir Next" w:eastAsia="Avenir Next"/>
-          <w:color w:val="1A1A1A"/>
-          <w:sz w:val="20"/>
+          <w:sz w:val="22"/>
           <w:szCs w:val="20"/>
         </w:rPr>
         <w:t xml:space="preserve">   Period</w:t>
@@ -78,7 +78,7 @@
           <w:caps/>
           <w:color w:val="003A70"/>
           <w:spacing w:val="12"/>
-          <w:sz w:val="19"/>
+          <w:sz w:val="22"/>
           <w:szCs w:val="19"/>
         </w:rPr>
         <w:t xml:space="preserve">Lesson 8-1  ·  Session 1  ·  Prerequisite Practice A  ·  Skill 1 of 2</w:t>
@@ -86,6 +86,7 @@
     </w:p>
     <w:p>
       <w:pPr>
+        <w:pStyle w:val="Heading1"/>
         <w:keepNext/>
         <w:spacing w:before="0" w:after="10" w:line="240" w:lineRule="auto"/>
       </w:pPr>
@@ -111,7 +112,7 @@
         <w:rPr>
           <w:rFonts w:ascii="Avenir Next" w:hAnsi="Avenir Next" w:cs="Avenir Next" w:eastAsia="Avenir Next"/>
           <w:color w:val="5A5F66"/>
-          <w:sz w:val="17"/>
+          <w:sz w:val="22"/>
           <w:szCs w:val="17"/>
         </w:rPr>
         <w:t xml:space="preserve">Builds on Grade 3 · 3.NBT.A.2</w:t>
@@ -154,6 +155,7 @@
           </w:tcPr>
           <w:p>
             <w:pPr>
+              <w:pStyle w:val="Heading2"/>
               <w:spacing w:before="0" w:after="0" w:line="252" w:lineRule="auto"/>
             </w:pPr>
             <w:r>
@@ -183,7 +185,7 @@
               <w:rPr>
                 <w:rFonts w:ascii="Avenir Next" w:hAnsi="Avenir Next" w:cs="Avenir Next" w:eastAsia="Avenir Next"/>
                 <w:color w:val="1A1A1A"/>
-                <w:sz w:val="20"/>
+                <w:sz w:val="22"/>
                 <w:szCs w:val="20"/>
               </w:rPr>
               <w:t xml:space="preserve">You will test </w:t>
@@ -193,7 +195,7 @@
                 <w:rFonts w:ascii="Avenir Next" w:hAnsi="Avenir Next" w:cs="Avenir Next" w:eastAsia="Avenir Next"/>
                 <w:i/>
                 <w:color w:val="1A1A1A"/>
-                <w:sz w:val="20"/>
+                <w:sz w:val="22"/>
                 <w:szCs w:val="20"/>
               </w:rPr>
               <w:t xml:space="preserve">c</w:t>
@@ -202,7 +204,7 @@
               <w:rPr>
                 <w:rFonts w:ascii="Avenir Next" w:hAnsi="Avenir Next" w:cs="Avenir Next" w:eastAsia="Avenir Next"/>
                 <w:color w:val="1A1A1A"/>
-                <w:sz w:val="20"/>
+                <w:sz w:val="22"/>
                 <w:szCs w:val="20"/>
               </w:rPr>
               <w:t xml:space="preserve"> = 60 in </w:t>
@@ -212,7 +214,7 @@
                 <w:rFonts w:ascii="Avenir Next" w:hAnsi="Avenir Next" w:cs="Avenir Next" w:eastAsia="Avenir Next"/>
                 <w:i/>
                 <w:color w:val="1A1A1A"/>
-                <w:sz w:val="20"/>
+                <w:sz w:val="22"/>
                 <w:szCs w:val="20"/>
               </w:rPr>
               <w:t xml:space="preserve">c</w:t>
@@ -221,7 +223,7 @@
               <w:rPr>
                 <w:rFonts w:ascii="Avenir Next" w:hAnsi="Avenir Next" w:cs="Avenir Next" w:eastAsia="Avenir Next"/>
                 <w:color w:val="1A1A1A"/>
-                <w:sz w:val="20"/>
+                <w:sz w:val="22"/>
                 <w:szCs w:val="20"/>
               </w:rPr>
               <w:t xml:space="preserve"> − 24 = 36. You must find 60 − 24.</w:t>
@@ -241,6 +243,7 @@
           </w:tcPr>
           <w:p>
             <w:pPr>
+              <w:pStyle w:val="Heading2"/>
               <w:spacing w:before="0" w:after="0" w:line="252" w:lineRule="auto"/>
             </w:pPr>
             <w:r>
@@ -270,7 +273,7 @@
               <w:rPr>
                 <w:rFonts w:ascii="Avenir Next" w:hAnsi="Avenir Next" w:cs="Avenir Next" w:eastAsia="Avenir Next"/>
                 <w:color w:val="1A1A1A"/>
-                <w:sz w:val="20"/>
+                <w:sz w:val="22"/>
                 <w:szCs w:val="20"/>
               </w:rPr>
               <w:t xml:space="preserve">Add or subtract two-digit numbers, like 60 − 24.  </w:t>
@@ -280,7 +283,7 @@
                 <w:rFonts w:ascii="Avenir Next" w:hAnsi="Avenir Next" w:cs="Avenir Next" w:eastAsia="Avenir Next"/>
                 <w:b/>
                 <w:color w:val="1A1A1A"/>
-                <w:sz w:val="20"/>
+                <w:sz w:val="22"/>
                 <w:szCs w:val="20"/>
               </w:rPr>
               <w:t xml:space="preserve">You will use it in Practice Form A, problems 1 and 4.</w:t>
@@ -291,6 +294,7 @@
     </w:tbl>
     <w:p>
       <w:pPr>
+        <w:pStyle w:val="Heading2"/>
         <w:keepNext/>
         <w:pBdr>
           <w:bottom w:val="single" w:sz="8" w:space="3" w:color="003A70"/>
@@ -306,7 +310,7 @@
           <w:b/>
           <w:color w:val="003A70"/>
           <w:spacing w:val="14"/>
-          <w:sz w:val="19"/>
+          <w:sz w:val="22"/>
           <w:szCs w:val="19"/>
         </w:rPr>
         <w:t xml:space="preserve">STEPS TO FOLLOW</w:t>
@@ -325,7 +329,7 @@
           <w:rFonts w:ascii="Avenir Next" w:hAnsi="Avenir Next" w:cs="Avenir Next" w:eastAsia="Avenir Next"/>
           <w:i/>
           <w:color w:val="5A5F66"/>
-          <w:sz w:val="17"/>
+          <w:sz w:val="22"/>
           <w:szCs w:val="17"/>
         </w:rPr>
         <w:t xml:space="preserve">use these same steps on every problem</w:t>
@@ -367,6 +371,7 @@
           </w:tcPr>
           <w:p>
             <w:pPr>
+              <w:pStyle w:val="Heading1"/>
               <w:spacing w:before="0" w:after="0" w:line="240" w:lineRule="auto"/>
               <w:jc w:val="center"/>
             </w:pPr>
@@ -396,7 +401,7 @@
                 <w:rFonts w:ascii="Avenir Next" w:hAnsi="Avenir Next" w:cs="Avenir Next" w:eastAsia="Avenir Next"/>
                 <w:b/>
                 <w:color w:val="1A1A1A"/>
-                <w:sz w:val="21"/>
+                <w:sz w:val="22"/>
                 <w:szCs w:val="21"/>
               </w:rPr>
               <w:t xml:space="preserve">Split</w:t>
@@ -405,7 +410,7 @@
               <w:rPr>
                 <w:rFonts w:ascii="Avenir Next" w:hAnsi="Avenir Next" w:cs="Avenir Next" w:eastAsia="Avenir Next"/>
                 <w:color w:val="1A1A1A"/>
-                <w:sz w:val="21"/>
+                <w:sz w:val="22"/>
                 <w:szCs w:val="21"/>
               </w:rPr>
               <w:t xml:space="preserve"> the second number into tens and ones.</w:t>
@@ -424,6 +429,7 @@
           </w:tcPr>
           <w:p>
             <w:pPr>
+              <w:pStyle w:val="Heading1"/>
               <w:spacing w:before="0" w:after="0" w:line="240" w:lineRule="auto"/>
               <w:jc w:val="center"/>
             </w:pPr>
@@ -452,7 +458,7 @@
               <w:rPr>
                 <w:rFonts w:ascii="Avenir Next" w:hAnsi="Avenir Next" w:cs="Avenir Next" w:eastAsia="Avenir Next"/>
                 <w:color w:val="1A1A1A"/>
-                <w:sz w:val="21"/>
+                <w:sz w:val="22"/>
                 <w:szCs w:val="21"/>
               </w:rPr>
               <w:t xml:space="preserve">Add or subtract the </w:t>
@@ -462,7 +468,7 @@
                 <w:rFonts w:ascii="Avenir Next" w:hAnsi="Avenir Next" w:cs="Avenir Next" w:eastAsia="Avenir Next"/>
                 <w:b/>
                 <w:color w:val="1A1A1A"/>
-                <w:sz w:val="21"/>
+                <w:sz w:val="22"/>
                 <w:szCs w:val="21"/>
               </w:rPr>
               <w:t xml:space="preserve">tens</w:t>
@@ -471,7 +477,7 @@
               <w:rPr>
                 <w:rFonts w:ascii="Avenir Next" w:hAnsi="Avenir Next" w:cs="Avenir Next" w:eastAsia="Avenir Next"/>
                 <w:color w:val="1A1A1A"/>
-                <w:sz w:val="21"/>
+                <w:sz w:val="22"/>
                 <w:szCs w:val="21"/>
               </w:rPr>
               <w:t xml:space="preserve"> first.</w:t>
@@ -490,6 +496,7 @@
           </w:tcPr>
           <w:p>
             <w:pPr>
+              <w:pStyle w:val="Heading1"/>
               <w:spacing w:before="0" w:after="0" w:line="240" w:lineRule="auto"/>
               <w:jc w:val="center"/>
             </w:pPr>
@@ -518,7 +525,7 @@
               <w:rPr>
                 <w:rFonts w:ascii="Avenir Next" w:hAnsi="Avenir Next" w:cs="Avenir Next" w:eastAsia="Avenir Next"/>
                 <w:color w:val="1A1A1A"/>
-                <w:sz w:val="21"/>
+                <w:sz w:val="22"/>
                 <w:szCs w:val="21"/>
               </w:rPr>
               <w:t xml:space="preserve">Then add or subtract the </w:t>
@@ -528,7 +535,7 @@
                 <w:rFonts w:ascii="Avenir Next" w:hAnsi="Avenir Next" w:cs="Avenir Next" w:eastAsia="Avenir Next"/>
                 <w:b/>
                 <w:color w:val="1A1A1A"/>
-                <w:sz w:val="21"/>
+                <w:sz w:val="22"/>
                 <w:szCs w:val="21"/>
               </w:rPr>
               <w:t xml:space="preserve">ones</w:t>
@@ -537,7 +544,7 @@
               <w:rPr>
                 <w:rFonts w:ascii="Avenir Next" w:hAnsi="Avenir Next" w:cs="Avenir Next" w:eastAsia="Avenir Next"/>
                 <w:color w:val="1A1A1A"/>
-                <w:sz w:val="21"/>
+                <w:sz w:val="22"/>
                 <w:szCs w:val="21"/>
               </w:rPr>
               <w:t xml:space="preserve">.</w:t>
@@ -548,6 +555,7 @@
     </w:tbl>
     <w:p>
       <w:pPr>
+        <w:pStyle w:val="Heading2"/>
         <w:keepNext/>
         <w:pBdr>
           <w:bottom w:val="single" w:sz="8" w:space="3" w:color="003A70"/>
@@ -563,7 +571,7 @@
           <w:b/>
           <w:color w:val="003A70"/>
           <w:spacing w:val="14"/>
-          <w:sz w:val="19"/>
+          <w:sz w:val="22"/>
           <w:szCs w:val="19"/>
         </w:rPr>
         <w:t xml:space="preserve">WATCH ME</w:t>
@@ -582,7 +590,7 @@
           <w:rFonts w:ascii="Avenir Next" w:hAnsi="Avenir Next" w:cs="Avenir Next" w:eastAsia="Avenir Next"/>
           <w:i/>
           <w:color w:val="5A5F66"/>
-          <w:sz w:val="17"/>
+          <w:sz w:val="22"/>
           <w:szCs w:val="17"/>
         </w:rPr>
         <w:t xml:space="preserve">the steps in action</w:t>
@@ -597,7 +605,7 @@
           <w:rFonts w:ascii="Avenir Next" w:hAnsi="Avenir Next" w:cs="Avenir Next" w:eastAsia="Avenir Next"/>
           <w:b/>
           <w:color w:val="1A1A1A"/>
-          <w:sz w:val="21"/>
+          <w:sz w:val="22"/>
           <w:szCs w:val="21"/>
         </w:rPr>
         <w:t xml:space="preserve">Find 60 − 24.</w:t>
@@ -616,25 +624,25 @@
           <w:rFonts w:ascii="Avenir Next" w:hAnsi="Avenir Next" w:cs="Avenir Next" w:eastAsia="Avenir Next"/>
           <w:b/>
           <w:color w:val="003A70"/>
+          <w:sz w:val="22"/>
+          <w:szCs w:val="19"/>
+        </w:rPr>
+        <w:t xml:space="preserve">Step 1</w:t>
+      </w:r>
+      <w:r>
+        <w:rPr>
+          <w:rFonts w:ascii="Avenir Next" w:hAnsi="Avenir Next" w:cs="Avenir Next" w:eastAsia="Avenir Next"/>
+          <w:color w:val="1A1A1A"/>
           <w:sz w:val="19"/>
           <w:szCs w:val="19"/>
         </w:rPr>
-        <w:t xml:space="preserve">Step 1</w:t>
-      </w:r>
-      <w:r>
-        <w:rPr>
-          <w:rFonts w:ascii="Avenir Next" w:hAnsi="Avenir Next" w:cs="Avenir Next" w:eastAsia="Avenir Next"/>
-          <w:color w:val="1A1A1A"/>
-          <w:sz w:val="19"/>
-          <w:szCs w:val="19"/>
-        </w:rPr>
         <w:tab/>
       </w:r>
       <w:r>
         <w:rPr>
           <w:rFonts w:ascii="Avenir Next" w:hAnsi="Avenir Next" w:cs="Avenir Next" w:eastAsia="Avenir Next"/>
           <w:color w:val="1A1A1A"/>
-          <w:sz w:val="21"/>
+          <w:sz w:val="22"/>
           <w:szCs w:val="21"/>
         </w:rPr>
         <w:t xml:space="preserve">24 = 20 + 4.</w:t>
@@ -653,25 +661,25 @@
           <w:rFonts w:ascii="Avenir Next" w:hAnsi="Avenir Next" w:cs="Avenir Next" w:eastAsia="Avenir Next"/>
           <w:b/>
           <w:color w:val="003A70"/>
+          <w:sz w:val="22"/>
+          <w:szCs w:val="19"/>
+        </w:rPr>
+        <w:t xml:space="preserve">Step 2</w:t>
+      </w:r>
+      <w:r>
+        <w:rPr>
+          <w:rFonts w:ascii="Avenir Next" w:hAnsi="Avenir Next" w:cs="Avenir Next" w:eastAsia="Avenir Next"/>
+          <w:color w:val="1A1A1A"/>
           <w:sz w:val="19"/>
           <w:szCs w:val="19"/>
         </w:rPr>
-        <w:t xml:space="preserve">Step 2</w:t>
-      </w:r>
-      <w:r>
-        <w:rPr>
-          <w:rFonts w:ascii="Avenir Next" w:hAnsi="Avenir Next" w:cs="Avenir Next" w:eastAsia="Avenir Next"/>
-          <w:color w:val="1A1A1A"/>
-          <w:sz w:val="19"/>
-          <w:szCs w:val="19"/>
-        </w:rPr>
         <w:tab/>
       </w:r>
       <w:r>
         <w:rPr>
           <w:rFonts w:ascii="Avenir Next" w:hAnsi="Avenir Next" w:cs="Avenir Next" w:eastAsia="Avenir Next"/>
           <w:color w:val="1A1A1A"/>
-          <w:sz w:val="21"/>
+          <w:sz w:val="22"/>
           <w:szCs w:val="21"/>
         </w:rPr>
         <w:t xml:space="preserve">60 − 20 = 40.</w:t>
@@ -690,25 +698,25 @@
           <w:rFonts w:ascii="Avenir Next" w:hAnsi="Avenir Next" w:cs="Avenir Next" w:eastAsia="Avenir Next"/>
           <w:b/>
           <w:color w:val="003A70"/>
+          <w:sz w:val="22"/>
+          <w:szCs w:val="19"/>
+        </w:rPr>
+        <w:t xml:space="preserve">Step 3</w:t>
+      </w:r>
+      <w:r>
+        <w:rPr>
+          <w:rFonts w:ascii="Avenir Next" w:hAnsi="Avenir Next" w:cs="Avenir Next" w:eastAsia="Avenir Next"/>
+          <w:color w:val="1A1A1A"/>
           <w:sz w:val="19"/>
           <w:szCs w:val="19"/>
         </w:rPr>
-        <w:t xml:space="preserve">Step 3</w:t>
-      </w:r>
-      <w:r>
-        <w:rPr>
-          <w:rFonts w:ascii="Avenir Next" w:hAnsi="Avenir Next" w:cs="Avenir Next" w:eastAsia="Avenir Next"/>
-          <w:color w:val="1A1A1A"/>
-          <w:sz w:val="19"/>
-          <w:szCs w:val="19"/>
-        </w:rPr>
         <w:tab/>
       </w:r>
       <w:r>
         <w:rPr>
           <w:rFonts w:ascii="Avenir Next" w:hAnsi="Avenir Next" w:cs="Avenir Next" w:eastAsia="Avenir Next"/>
           <w:color w:val="1A1A1A"/>
-          <w:sz w:val="21"/>
+          <w:sz w:val="22"/>
           <w:szCs w:val="21"/>
         </w:rPr>
         <w:t xml:space="preserve">40 − 4 = 36.</w:t>
@@ -727,18 +735,18 @@
           <w:rFonts w:ascii="Avenir Next" w:hAnsi="Avenir Next" w:cs="Avenir Next" w:eastAsia="Avenir Next"/>
           <w:b/>
           <w:color w:val="1A1A1A"/>
+          <w:sz w:val="22"/>
+          <w:szCs w:val="21"/>
+        </w:rPr>
+        <w:t xml:space="preserve">Answer</w:t>
+      </w:r>
+      <w:r>
+        <w:rPr>
+          <w:rFonts w:ascii="Avenir Next" w:hAnsi="Avenir Next" w:cs="Avenir Next" w:eastAsia="Avenir Next"/>
+          <w:color w:val="1A1A1A"/>
           <w:sz w:val="21"/>
           <w:szCs w:val="21"/>
         </w:rPr>
-        <w:t xml:space="preserve">Answer</w:t>
-      </w:r>
-      <w:r>
-        <w:rPr>
-          <w:rFonts w:ascii="Avenir Next" w:hAnsi="Avenir Next" w:cs="Avenir Next" w:eastAsia="Avenir Next"/>
-          <w:color w:val="1A1A1A"/>
-          <w:sz w:val="21"/>
-          <w:szCs w:val="21"/>
-        </w:rPr>
         <w:tab/>
       </w:r>
       <w:r>
@@ -746,7 +754,7 @@
           <w:rFonts w:ascii="Avenir Next" w:hAnsi="Avenir Next" w:cs="Avenir Next" w:eastAsia="Avenir Next"/>
           <w:b/>
           <w:color w:val="1A1A1A"/>
-          <w:sz w:val="21"/>
+          <w:sz w:val="22"/>
           <w:szCs w:val="21"/>
         </w:rPr>
         <w:t xml:space="preserve">36</w:t>
@@ -754,6 +762,7 @@
     </w:p>
     <w:p>
       <w:pPr>
+        <w:pStyle w:val="Heading2"/>
         <w:keepNext/>
         <w:pBdr>
           <w:bottom w:val="single" w:sz="8" w:space="3" w:color="003A70"/>
@@ -769,7 +778,7 @@
           <w:b/>
           <w:color w:val="003A70"/>
           <w:spacing w:val="14"/>
-          <w:sz w:val="19"/>
+          <w:sz w:val="22"/>
           <w:szCs w:val="19"/>
         </w:rPr>
         <w:t xml:space="preserve">TRY IT WITH HELP</w:t>
@@ -788,7 +797,7 @@
           <w:rFonts w:ascii="Avenir Next" w:hAnsi="Avenir Next" w:cs="Avenir Next" w:eastAsia="Avenir Next"/>
           <w:i/>
           <w:color w:val="5A5F66"/>
-          <w:sz w:val="17"/>
+          <w:sz w:val="22"/>
           <w:szCs w:val="17"/>
         </w:rPr>
         <w:t xml:space="preserve">fill in each step</w:t>
@@ -846,35 +855,35 @@
           <w:rFonts w:ascii="Avenir Next" w:hAnsi="Avenir Next" w:cs="Avenir Next" w:eastAsia="Avenir Next"/>
           <w:b/>
           <w:color w:val="003A70"/>
+          <w:sz w:val="22"/>
+          <w:szCs w:val="18"/>
+        </w:rPr>
+        <w:t xml:space="preserve">Step 1</w:t>
+      </w:r>
+      <w:r>
+        <w:rPr>
+          <w:rFonts w:ascii="Avenir Next" w:hAnsi="Avenir Next" w:cs="Avenir Next" w:eastAsia="Avenir Next"/>
+          <w:color w:val="1A1A1A"/>
           <w:sz w:val="18"/>
           <w:szCs w:val="18"/>
         </w:rPr>
-        <w:t xml:space="preserve">Step 1</w:t>
-      </w:r>
-      <w:r>
-        <w:rPr>
-          <w:rFonts w:ascii="Avenir Next" w:hAnsi="Avenir Next" w:cs="Avenir Next" w:eastAsia="Avenir Next"/>
-          <w:color w:val="1A1A1A"/>
-          <w:sz w:val="18"/>
-          <w:szCs w:val="18"/>
-        </w:rPr>
         <w:tab/>
       </w:r>
       <w:r>
         <w:rPr>
           <w:rFonts w:ascii="Avenir Next" w:hAnsi="Avenir Next" w:cs="Avenir Next" w:eastAsia="Avenir Next"/>
           <w:color w:val="1A1A1A"/>
+          <w:sz w:val="22"/>
+          <w:szCs w:val="21"/>
+        </w:rPr>
+        <w:t xml:space="preserve">15 = </w:t>
+      </w:r>
+      <w:r>
+        <w:rPr>
+          <w:rFonts w:ascii="Avenir Next" w:hAnsi="Avenir Next" w:cs="Avenir Next" w:eastAsia="Avenir Next"/>
+          <w:color w:val="1A1A1A"/>
           <w:sz w:val="21"/>
           <w:szCs w:val="21"/>
-        </w:rPr>
-        <w:t xml:space="preserve">15 = </w:t>
-      </w:r>
-      <w:r>
-        <w:rPr>
-          <w:rFonts w:ascii="Avenir Next" w:hAnsi="Avenir Next" w:cs="Avenir Next" w:eastAsia="Avenir Next"/>
-          <w:color w:val="1A1A1A"/>
-          <w:sz w:val="21"/>
-          <w:szCs w:val="21"/>
           <w:u w:val="single"/>
         </w:rPr>
         <w:t xml:space="preserve">                </w:t>
@@ -883,7 +892,7 @@
         <w:rPr>
           <w:rFonts w:ascii="Avenir Next" w:hAnsi="Avenir Next" w:cs="Avenir Next" w:eastAsia="Avenir Next"/>
           <w:color w:val="1A1A1A"/>
-          <w:sz w:val="21"/>
+          <w:sz w:val="22"/>
           <w:szCs w:val="21"/>
         </w:rPr>
         <w:t xml:space="preserve"> + 5</w:t>
@@ -903,25 +912,25 @@
           <w:rFonts w:ascii="Avenir Next" w:hAnsi="Avenir Next" w:cs="Avenir Next" w:eastAsia="Avenir Next"/>
           <w:b/>
           <w:color w:val="003A70"/>
+          <w:sz w:val="22"/>
+          <w:szCs w:val="18"/>
+        </w:rPr>
+        <w:t xml:space="preserve">Step 2</w:t>
+      </w:r>
+      <w:r>
+        <w:rPr>
+          <w:rFonts w:ascii="Avenir Next" w:hAnsi="Avenir Next" w:cs="Avenir Next" w:eastAsia="Avenir Next"/>
+          <w:color w:val="1A1A1A"/>
           <w:sz w:val="18"/>
           <w:szCs w:val="18"/>
         </w:rPr>
-        <w:t xml:space="preserve">Step 2</w:t>
-      </w:r>
-      <w:r>
-        <w:rPr>
-          <w:rFonts w:ascii="Avenir Next" w:hAnsi="Avenir Next" w:cs="Avenir Next" w:eastAsia="Avenir Next"/>
-          <w:color w:val="1A1A1A"/>
-          <w:sz w:val="18"/>
-          <w:szCs w:val="18"/>
-        </w:rPr>
         <w:tab/>
       </w:r>
       <w:r>
         <w:rPr>
           <w:rFonts w:ascii="Avenir Next" w:hAnsi="Avenir Next" w:cs="Avenir Next" w:eastAsia="Avenir Next"/>
           <w:color w:val="1A1A1A"/>
-          <w:sz w:val="21"/>
+          <w:sz w:val="22"/>
           <w:szCs w:val="21"/>
         </w:rPr>
         <w:t xml:space="preserve">47 − 10 = </w:t>
@@ -951,25 +960,25 @@
           <w:rFonts w:ascii="Avenir Next" w:hAnsi="Avenir Next" w:cs="Avenir Next" w:eastAsia="Avenir Next"/>
           <w:b/>
           <w:color w:val="003A70"/>
+          <w:sz w:val="22"/>
+          <w:szCs w:val="18"/>
+        </w:rPr>
+        <w:t xml:space="preserve">Step 3</w:t>
+      </w:r>
+      <w:r>
+        <w:rPr>
+          <w:rFonts w:ascii="Avenir Next" w:hAnsi="Avenir Next" w:cs="Avenir Next" w:eastAsia="Avenir Next"/>
+          <w:color w:val="1A1A1A"/>
           <w:sz w:val="18"/>
           <w:szCs w:val="18"/>
         </w:rPr>
-        <w:t xml:space="preserve">Step 3</w:t>
-      </w:r>
-      <w:r>
-        <w:rPr>
-          <w:rFonts w:ascii="Avenir Next" w:hAnsi="Avenir Next" w:cs="Avenir Next" w:eastAsia="Avenir Next"/>
-          <w:color w:val="1A1A1A"/>
-          <w:sz w:val="18"/>
-          <w:szCs w:val="18"/>
-        </w:rPr>
         <w:tab/>
       </w:r>
       <w:r>
         <w:rPr>
           <w:rFonts w:ascii="Avenir Next" w:hAnsi="Avenir Next" w:cs="Avenir Next" w:eastAsia="Avenir Next"/>
           <w:color w:val="1A1A1A"/>
-          <w:sz w:val="21"/>
+          <w:sz w:val="22"/>
           <w:szCs w:val="21"/>
         </w:rPr>
         <w:t xml:space="preserve">37 − 5 = </w:t>
@@ -1042,35 +1051,35 @@
           <w:rFonts w:ascii="Avenir Next" w:hAnsi="Avenir Next" w:cs="Avenir Next" w:eastAsia="Avenir Next"/>
           <w:b/>
           <w:color w:val="003A70"/>
+          <w:sz w:val="22"/>
+          <w:szCs w:val="18"/>
+        </w:rPr>
+        <w:t xml:space="preserve">Step 1</w:t>
+      </w:r>
+      <w:r>
+        <w:rPr>
+          <w:rFonts w:ascii="Avenir Next" w:hAnsi="Avenir Next" w:cs="Avenir Next" w:eastAsia="Avenir Next"/>
+          <w:color w:val="1A1A1A"/>
           <w:sz w:val="18"/>
           <w:szCs w:val="18"/>
         </w:rPr>
-        <w:t xml:space="preserve">Step 1</w:t>
-      </w:r>
-      <w:r>
-        <w:rPr>
-          <w:rFonts w:ascii="Avenir Next" w:hAnsi="Avenir Next" w:cs="Avenir Next" w:eastAsia="Avenir Next"/>
-          <w:color w:val="1A1A1A"/>
-          <w:sz w:val="18"/>
-          <w:szCs w:val="18"/>
-        </w:rPr>
         <w:tab/>
       </w:r>
       <w:r>
         <w:rPr>
           <w:rFonts w:ascii="Avenir Next" w:hAnsi="Avenir Next" w:cs="Avenir Next" w:eastAsia="Avenir Next"/>
           <w:color w:val="1A1A1A"/>
+          <w:sz w:val="22"/>
+          <w:szCs w:val="21"/>
+        </w:rPr>
+        <w:t xml:space="preserve">18 = </w:t>
+      </w:r>
+      <w:r>
+        <w:rPr>
+          <w:rFonts w:ascii="Avenir Next" w:hAnsi="Avenir Next" w:cs="Avenir Next" w:eastAsia="Avenir Next"/>
+          <w:color w:val="1A1A1A"/>
           <w:sz w:val="21"/>
           <w:szCs w:val="21"/>
-        </w:rPr>
-        <w:t xml:space="preserve">18 = </w:t>
-      </w:r>
-      <w:r>
-        <w:rPr>
-          <w:rFonts w:ascii="Avenir Next" w:hAnsi="Avenir Next" w:cs="Avenir Next" w:eastAsia="Avenir Next"/>
-          <w:color w:val="1A1A1A"/>
-          <w:sz w:val="21"/>
-          <w:szCs w:val="21"/>
           <w:u w:val="single"/>
         </w:rPr>
         <w:t xml:space="preserve">                </w:t>
@@ -1079,7 +1088,7 @@
         <w:rPr>
           <w:rFonts w:ascii="Avenir Next" w:hAnsi="Avenir Next" w:cs="Avenir Next" w:eastAsia="Avenir Next"/>
           <w:color w:val="1A1A1A"/>
-          <w:sz w:val="21"/>
+          <w:sz w:val="22"/>
           <w:szCs w:val="21"/>
         </w:rPr>
         <w:t xml:space="preserve"> + 8</w:t>
@@ -1099,25 +1108,25 @@
           <w:rFonts w:ascii="Avenir Next" w:hAnsi="Avenir Next" w:cs="Avenir Next" w:eastAsia="Avenir Next"/>
           <w:b/>
           <w:color w:val="003A70"/>
+          <w:sz w:val="22"/>
+          <w:szCs w:val="18"/>
+        </w:rPr>
+        <w:t xml:space="preserve">Step 2</w:t>
+      </w:r>
+      <w:r>
+        <w:rPr>
+          <w:rFonts w:ascii="Avenir Next" w:hAnsi="Avenir Next" w:cs="Avenir Next" w:eastAsia="Avenir Next"/>
+          <w:color w:val="1A1A1A"/>
           <w:sz w:val="18"/>
           <w:szCs w:val="18"/>
         </w:rPr>
-        <w:t xml:space="preserve">Step 2</w:t>
-      </w:r>
-      <w:r>
-        <w:rPr>
-          <w:rFonts w:ascii="Avenir Next" w:hAnsi="Avenir Next" w:cs="Avenir Next" w:eastAsia="Avenir Next"/>
-          <w:color w:val="1A1A1A"/>
-          <w:sz w:val="18"/>
-          <w:szCs w:val="18"/>
-        </w:rPr>
         <w:tab/>
       </w:r>
       <w:r>
         <w:rPr>
           <w:rFonts w:ascii="Avenir Next" w:hAnsi="Avenir Next" w:cs="Avenir Next" w:eastAsia="Avenir Next"/>
           <w:color w:val="1A1A1A"/>
-          <w:sz w:val="21"/>
+          <w:sz w:val="22"/>
           <w:szCs w:val="21"/>
         </w:rPr>
         <w:t xml:space="preserve">29 + 10 = </w:t>
@@ -1147,35 +1156,35 @@
           <w:rFonts w:ascii="Avenir Next" w:hAnsi="Avenir Next" w:cs="Avenir Next" w:eastAsia="Avenir Next"/>
           <w:b/>
           <w:color w:val="003A70"/>
+          <w:sz w:val="22"/>
+          <w:szCs w:val="18"/>
+        </w:rPr>
+        <w:t xml:space="preserve">Step 3</w:t>
+      </w:r>
+      <w:r>
+        <w:rPr>
+          <w:rFonts w:ascii="Avenir Next" w:hAnsi="Avenir Next" w:cs="Avenir Next" w:eastAsia="Avenir Next"/>
+          <w:color w:val="1A1A1A"/>
           <w:sz w:val="18"/>
           <w:szCs w:val="18"/>
         </w:rPr>
-        <w:t xml:space="preserve">Step 3</w:t>
-      </w:r>
-      <w:r>
-        <w:rPr>
-          <w:rFonts w:ascii="Avenir Next" w:hAnsi="Avenir Next" w:cs="Avenir Next" w:eastAsia="Avenir Next"/>
-          <w:color w:val="1A1A1A"/>
-          <w:sz w:val="18"/>
-          <w:szCs w:val="18"/>
-        </w:rPr>
         <w:tab/>
       </w:r>
       <w:r>
         <w:rPr>
           <w:rFonts w:ascii="Avenir Next" w:hAnsi="Avenir Next" w:cs="Avenir Next" w:eastAsia="Avenir Next"/>
           <w:color w:val="1A1A1A"/>
+          <w:sz w:val="22"/>
+          <w:szCs w:val="21"/>
+        </w:rPr>
+        <w:t xml:space="preserve">39 + 8 = </w:t>
+      </w:r>
+      <w:r>
+        <w:rPr>
+          <w:rFonts w:ascii="Avenir Next" w:hAnsi="Avenir Next" w:cs="Avenir Next" w:eastAsia="Avenir Next"/>
+          <w:color w:val="1A1A1A"/>
           <w:sz w:val="21"/>
           <w:szCs w:val="21"/>
-        </w:rPr>
-        <w:t xml:space="preserve">39 + 8 = </w:t>
-      </w:r>
-      <w:r>
-        <w:rPr>
-          <w:rFonts w:ascii="Avenir Next" w:hAnsi="Avenir Next" w:cs="Avenir Next" w:eastAsia="Avenir Next"/>
-          <w:color w:val="1A1A1A"/>
-          <w:sz w:val="21"/>
-          <w:szCs w:val="21"/>
           <w:u w:val="single"/>
         </w:rPr>
         <w:t xml:space="preserve">                </w:t>
@@ -1188,6 +1197,7 @@
     </w:p>
     <w:p>
       <w:pPr>
+        <w:pStyle w:val="Heading2"/>
         <w:keepNext/>
         <w:pBdr>
           <w:bottom w:val="single" w:sz="8" w:space="3" w:color="003A70"/>
@@ -1203,7 +1213,7 @@
           <w:b/>
           <w:color w:val="003A70"/>
           <w:spacing w:val="14"/>
-          <w:sz w:val="19"/>
+          <w:sz w:val="22"/>
           <w:szCs w:val="19"/>
         </w:rPr>
         <w:t xml:space="preserve">YOUR TURN</w:t>
@@ -1222,7 +1232,7 @@
           <w:rFonts w:ascii="Avenir Next" w:hAnsi="Avenir Next" w:cs="Avenir Next" w:eastAsia="Avenir Next"/>
           <w:i/>
           <w:color w:val="5A5F66"/>
-          <w:sz w:val="17"/>
+          <w:sz w:val="22"/>
           <w:szCs w:val="17"/>
         </w:rPr>
         <w:t xml:space="preserve">use the steps on your own</w:t>
@@ -1394,7 +1404,7 @@
                       <w:szCs w:val="22"/>
                       <w:u w:val="single"/>
                     </w:rPr>
-                    <w:t xml:space="preserve">        </w:t>
+                    <w:t xml:space="preserve">            </w:t>
                   </w:r>
                 </w:p>
               </w:tc>
@@ -1456,7 +1466,7 @@
                       <w:szCs w:val="22"/>
                       <w:u w:val="single"/>
                     </w:rPr>
-                    <w:t xml:space="preserve">        </w:t>
+                    <w:t xml:space="preserve">            </w:t>
                   </w:r>
                 </w:p>
               </w:tc>
@@ -1518,7 +1528,7 @@
                       <w:szCs w:val="22"/>
                       <w:u w:val="single"/>
                     </w:rPr>
-                    <w:t xml:space="preserve">        </w:t>
+                    <w:t xml:space="preserve">            </w:t>
                   </w:r>
                 </w:p>
               </w:tc>
@@ -1586,7 +1596,7 @@
                       <w:szCs w:val="22"/>
                       <w:u w:val="single"/>
                     </w:rPr>
-                    <w:t xml:space="preserve">        </w:t>
+                    <w:t xml:space="preserve">            </w:t>
                   </w:r>
                 </w:p>
               </w:tc>
@@ -1648,7 +1658,7 @@
                       <w:szCs w:val="22"/>
                       <w:u w:val="single"/>
                     </w:rPr>
-                    <w:t xml:space="preserve">        </w:t>
+                    <w:t xml:space="preserve">            </w:t>
                   </w:r>
                 </w:p>
               </w:tc>
@@ -1710,7 +1720,7 @@
                       <w:szCs w:val="22"/>
                       <w:u w:val="single"/>
                     </w:rPr>
-                    <w:t xml:space="preserve">        </w:t>
+                    <w:t xml:space="preserve">            </w:t>
                   </w:r>
                 </w:p>
               </w:tc>
@@ -1733,7 +1743,7 @@
       <w:pPr>
         <w:pageBreakBefore/>
         <w:keepNext/>
-        <w:spacing w:before="0" w:after="12" w:line="264" w:lineRule="auto"/>
+        <w:spacing w:before="0" w:after="12" w:line="252" w:lineRule="auto"/>
       </w:pPr>
       <w:r>
         <w:rPr>
@@ -1742,7 +1752,7 @@
           <w:caps/>
           <w:color w:val="003A70"/>
           <w:spacing w:val="12"/>
-          <w:sz w:val="19"/>
+          <w:sz w:val="22"/>
           <w:szCs w:val="19"/>
         </w:rPr>
         <w:t xml:space="preserve">Lesson 8-1  ·  Session 1  ·  Prerequisite Practice A  ·  Skill 2 of 2</w:t>
@@ -1750,6 +1760,7 @@
     </w:p>
     <w:p>
       <w:pPr>
+        <w:pStyle w:val="Heading1"/>
         <w:keepNext/>
         <w:spacing w:before="0" w:after="10" w:line="240" w:lineRule="auto"/>
       </w:pPr>
@@ -1769,13 +1780,13 @@
         <w:pBdr>
           <w:bottom w:val="single" w:sz="4" w:space="5" w:color="C9CDD2"/>
         </w:pBdr>
-        <w:spacing w:before="0" w:after="60" w:line="264" w:lineRule="auto"/>
+        <w:spacing w:before="0" w:after="60" w:line="252" w:lineRule="auto"/>
       </w:pPr>
       <w:r>
         <w:rPr>
           <w:rFonts w:ascii="Avenir Next" w:hAnsi="Avenir Next" w:cs="Avenir Next" w:eastAsia="Avenir Next"/>
           <w:color w:val="5A5F66"/>
-          <w:sz w:val="17"/>
+          <w:sz w:val="22"/>
           <w:szCs w:val="17"/>
         </w:rPr>
         <w:t xml:space="preserve">Builds on Grade 3 · 3.OA.A.4</w:t>
@@ -1818,7 +1829,8 @@
           </w:tcPr>
           <w:p>
             <w:pPr>
-              <w:spacing w:before="0" w:after="0" w:line="252" w:lineRule="auto"/>
+              <w:pStyle w:val="Heading2"/>
+              <w:spacing w:before="0" w:after="0" w:line="246" w:lineRule="auto"/>
             </w:pPr>
             <w:r>
               <w:rPr>
@@ -1841,13 +1853,13 @@
           </w:tcPr>
           <w:p>
             <w:pPr>
-              <w:spacing w:before="0" w:after="0" w:line="264" w:lineRule="auto"/>
+              <w:spacing w:before="0" w:after="0" w:line="252" w:lineRule="auto"/>
             </w:pPr>
             <w:r>
               <w:rPr>
                 <w:rFonts w:ascii="Avenir Next" w:hAnsi="Avenir Next" w:cs="Avenir Next" w:eastAsia="Avenir Next"/>
                 <w:color w:val="1A1A1A"/>
-                <w:sz w:val="20"/>
+                <w:sz w:val="22"/>
                 <w:szCs w:val="20"/>
               </w:rPr>
               <w:t xml:space="preserve">Tanisha wrote 6</w:t>
@@ -1857,7 +1869,7 @@
                 <w:rFonts w:ascii="Avenir Next" w:hAnsi="Avenir Next" w:cs="Avenir Next" w:eastAsia="Avenir Next"/>
                 <w:i/>
                 <w:color w:val="1A1A1A"/>
-                <w:sz w:val="20"/>
+                <w:sz w:val="22"/>
                 <w:szCs w:val="20"/>
               </w:rPr>
               <w:t xml:space="preserve">p</w:t>
@@ -1866,7 +1878,7 @@
               <w:rPr>
                 <w:rFonts w:ascii="Avenir Next" w:hAnsi="Avenir Next" w:cs="Avenir Next" w:eastAsia="Avenir Next"/>
                 <w:color w:val="1A1A1A"/>
-                <w:sz w:val="20"/>
+                <w:sz w:val="22"/>
                 <w:szCs w:val="20"/>
               </w:rPr>
               <w:t xml:space="preserve"> = 72. You ask: what number times 6 is 72?</w:t>
@@ -1886,7 +1898,8 @@
           </w:tcPr>
           <w:p>
             <w:pPr>
-              <w:spacing w:before="0" w:after="0" w:line="252" w:lineRule="auto"/>
+              <w:pStyle w:val="Heading2"/>
+              <w:spacing w:before="0" w:after="0" w:line="246" w:lineRule="auto"/>
             </w:pPr>
             <w:r>
               <w:rPr>
@@ -1909,13 +1922,13 @@
           </w:tcPr>
           <w:p>
             <w:pPr>
-              <w:spacing w:before="0" w:after="0" w:line="264" w:lineRule="auto"/>
+              <w:spacing w:before="0" w:after="0" w:line="252" w:lineRule="auto"/>
             </w:pPr>
             <w:r>
               <w:rPr>
                 <w:rFonts w:ascii="Avenir Next" w:hAnsi="Avenir Next" w:cs="Avenir Next" w:eastAsia="Avenir Next"/>
                 <w:color w:val="1A1A1A"/>
-                <w:sz w:val="20"/>
+                <w:sz w:val="22"/>
                 <w:szCs w:val="20"/>
               </w:rPr>
               <w:t xml:space="preserve">Find the missing number in a fact, like 6 × </w:t>
@@ -1933,7 +1946,7 @@
               <w:rPr>
                 <w:rFonts w:ascii="Avenir Next" w:hAnsi="Avenir Next" w:cs="Avenir Next" w:eastAsia="Avenir Next"/>
                 <w:color w:val="1A1A1A"/>
-                <w:sz w:val="20"/>
+                <w:sz w:val="22"/>
                 <w:szCs w:val="20"/>
               </w:rPr>
               <w:t xml:space="preserve"> = 72.  </w:t>
@@ -1943,7 +1956,7 @@
                 <w:rFonts w:ascii="Avenir Next" w:hAnsi="Avenir Next" w:cs="Avenir Next" w:eastAsia="Avenir Next"/>
                 <w:b/>
                 <w:color w:val="1A1A1A"/>
-                <w:sz w:val="20"/>
+                <w:sz w:val="22"/>
                 <w:szCs w:val="20"/>
               </w:rPr>
               <w:t xml:space="preserve">You will use it in Practice Form A, problems 3 and 7.</w:t>
@@ -1954,6 +1967,7 @@
     </w:tbl>
     <w:p>
       <w:pPr>
+        <w:pStyle w:val="Heading2"/>
         <w:keepNext/>
         <w:pBdr>
           <w:bottom w:val="single" w:sz="8" w:space="3" w:color="003A70"/>
@@ -1969,7 +1983,7 @@
           <w:b/>
           <w:color w:val="003A70"/>
           <w:spacing w:val="14"/>
-          <w:sz w:val="19"/>
+          <w:sz w:val="22"/>
           <w:szCs w:val="19"/>
         </w:rPr>
         <w:t xml:space="preserve">STEPS TO FOLLOW</w:t>
@@ -1988,7 +2002,7 @@
           <w:rFonts w:ascii="Avenir Next" w:hAnsi="Avenir Next" w:cs="Avenir Next" w:eastAsia="Avenir Next"/>
           <w:i/>
           <w:color w:val="5A5F66"/>
-          <w:sz w:val="17"/>
+          <w:sz w:val="22"/>
           <w:szCs w:val="17"/>
         </w:rPr>
         <w:t xml:space="preserve">use these same steps on every problem</w:t>
@@ -2030,6 +2044,7 @@
           </w:tcPr>
           <w:p>
             <w:pPr>
+              <w:pStyle w:val="Heading1"/>
               <w:spacing w:before="0" w:after="0" w:line="240" w:lineRule="auto"/>
               <w:jc w:val="center"/>
             </w:pPr>
@@ -2052,13 +2067,13 @@
           </w:tcPr>
           <w:p>
             <w:pPr>
-              <w:spacing w:before="0" w:after="0" w:line="264" w:lineRule="auto"/>
+              <w:spacing w:before="0" w:after="0" w:line="252" w:lineRule="auto"/>
             </w:pPr>
             <w:r>
               <w:rPr>
                 <w:rFonts w:ascii="Avenir Next" w:hAnsi="Avenir Next" w:cs="Avenir Next" w:eastAsia="Avenir Next"/>
                 <w:color w:val="1A1A1A"/>
-                <w:sz w:val="21"/>
+                <w:sz w:val="22"/>
                 <w:szCs w:val="21"/>
               </w:rPr>
               <w:t xml:space="preserve">Read the fact as a </w:t>
@@ -2068,7 +2083,7 @@
                 <w:rFonts w:ascii="Avenir Next" w:hAnsi="Avenir Next" w:cs="Avenir Next" w:eastAsia="Avenir Next"/>
                 <w:b/>
                 <w:color w:val="1A1A1A"/>
-                <w:sz w:val="21"/>
+                <w:sz w:val="22"/>
                 <w:szCs w:val="21"/>
               </w:rPr>
               <w:t xml:space="preserve">question</w:t>
@@ -2077,7 +2092,7 @@
               <w:rPr>
                 <w:rFonts w:ascii="Avenir Next" w:hAnsi="Avenir Next" w:cs="Avenir Next" w:eastAsia="Avenir Next"/>
                 <w:color w:val="1A1A1A"/>
-                <w:sz w:val="21"/>
+                <w:sz w:val="22"/>
                 <w:szCs w:val="21"/>
               </w:rPr>
               <w:t xml:space="preserve"> about the missing number.</w:t>
@@ -2096,6 +2111,7 @@
           </w:tcPr>
           <w:p>
             <w:pPr>
+              <w:pStyle w:val="Heading1"/>
               <w:spacing w:before="0" w:after="0" w:line="240" w:lineRule="auto"/>
               <w:jc w:val="center"/>
             </w:pPr>
@@ -2118,13 +2134,13 @@
           </w:tcPr>
           <w:p>
             <w:pPr>
-              <w:spacing w:before="0" w:after="0" w:line="264" w:lineRule="auto"/>
+              <w:spacing w:before="0" w:after="0" w:line="252" w:lineRule="auto"/>
             </w:pPr>
             <w:r>
               <w:rPr>
                 <w:rFonts w:ascii="Avenir Next" w:hAnsi="Avenir Next" w:cs="Avenir Next" w:eastAsia="Avenir Next"/>
                 <w:color w:val="1A1A1A"/>
-                <w:sz w:val="21"/>
+                <w:sz w:val="22"/>
                 <w:szCs w:val="21"/>
               </w:rPr>
               <w:t xml:space="preserve">Use the </w:t>
@@ -2134,7 +2150,7 @@
                 <w:rFonts w:ascii="Avenir Next" w:hAnsi="Avenir Next" w:cs="Avenir Next" w:eastAsia="Avenir Next"/>
                 <w:b/>
                 <w:color w:val="1A1A1A"/>
-                <w:sz w:val="21"/>
+                <w:sz w:val="22"/>
                 <w:szCs w:val="21"/>
               </w:rPr>
               <w:t xml:space="preserve">related</w:t>
@@ -2143,7 +2159,7 @@
               <w:rPr>
                 <w:rFonts w:ascii="Avenir Next" w:hAnsi="Avenir Next" w:cs="Avenir Next" w:eastAsia="Avenir Next"/>
                 <w:color w:val="1A1A1A"/>
-                <w:sz w:val="21"/>
+                <w:sz w:val="22"/>
                 <w:szCs w:val="21"/>
               </w:rPr>
               <w:t xml:space="preserve"> division fact.</w:t>
@@ -2162,6 +2178,7 @@
           </w:tcPr>
           <w:p>
             <w:pPr>
+              <w:pStyle w:val="Heading1"/>
               <w:spacing w:before="0" w:after="0" w:line="240" w:lineRule="auto"/>
               <w:jc w:val="center"/>
             </w:pPr>
@@ -2184,14 +2201,14 @@
           </w:tcPr>
           <w:p>
             <w:pPr>
-              <w:spacing w:before="0" w:after="0" w:line="264" w:lineRule="auto"/>
+              <w:spacing w:before="0" w:after="0" w:line="252" w:lineRule="auto"/>
             </w:pPr>
             <w:r>
               <w:rPr>
                 <w:rFonts w:ascii="Avenir Next" w:hAnsi="Avenir Next" w:cs="Avenir Next" w:eastAsia="Avenir Next"/>
                 <w:b/>
                 <w:color w:val="1A1A1A"/>
-                <w:sz w:val="21"/>
+                <w:sz w:val="22"/>
                 <w:szCs w:val="21"/>
               </w:rPr>
               <w:t xml:space="preserve">Check</w:t>
@@ -2200,7 +2217,7 @@
               <w:rPr>
                 <w:rFonts w:ascii="Avenir Next" w:hAnsi="Avenir Next" w:cs="Avenir Next" w:eastAsia="Avenir Next"/>
                 <w:color w:val="1A1A1A"/>
-                <w:sz w:val="21"/>
+                <w:sz w:val="22"/>
                 <w:szCs w:val="21"/>
               </w:rPr>
               <w:t xml:space="preserve"> by putting the number back in.</w:t>
@@ -2211,6 +2228,7 @@
     </w:tbl>
     <w:p>
       <w:pPr>
+        <w:pStyle w:val="Heading2"/>
         <w:keepNext/>
         <w:pBdr>
           <w:bottom w:val="single" w:sz="8" w:space="3" w:color="003A70"/>
@@ -2226,7 +2244,7 @@
           <w:b/>
           <w:color w:val="003A70"/>
           <w:spacing w:val="14"/>
-          <w:sz w:val="19"/>
+          <w:sz w:val="22"/>
           <w:szCs w:val="19"/>
         </w:rPr>
         <w:t xml:space="preserve">WATCH ME</w:t>
@@ -2245,7 +2263,7 @@
           <w:rFonts w:ascii="Avenir Next" w:hAnsi="Avenir Next" w:cs="Avenir Next" w:eastAsia="Avenir Next"/>
           <w:i/>
           <w:color w:val="5A5F66"/>
-          <w:sz w:val="17"/>
+          <w:sz w:val="22"/>
           <w:szCs w:val="17"/>
         </w:rPr>
         <w:t xml:space="preserve">the steps in action</w:t>
@@ -2253,14 +2271,14 @@
     </w:p>
     <w:p>
       <w:pPr>
-        <w:spacing w:before="0" w:after="40" w:line="264" w:lineRule="auto"/>
+        <w:spacing w:before="0" w:after="40" w:line="252" w:lineRule="auto"/>
       </w:pPr>
       <w:r>
         <w:rPr>
           <w:rFonts w:ascii="Avenir Next" w:hAnsi="Avenir Next" w:cs="Avenir Next" w:eastAsia="Avenir Next"/>
           <w:b/>
           <w:color w:val="1A1A1A"/>
-          <w:sz w:val="21"/>
+          <w:sz w:val="22"/>
           <w:szCs w:val="21"/>
         </w:rPr>
         <w:t xml:space="preserve">Find the missing number: 6 × </w:t>
@@ -2279,7 +2297,7 @@
           <w:rFonts w:ascii="Avenir Next" w:hAnsi="Avenir Next" w:cs="Avenir Next" w:eastAsia="Avenir Next"/>
           <w:b/>
           <w:color w:val="1A1A1A"/>
-          <w:sz w:val="21"/>
+          <w:sz w:val="22"/>
           <w:szCs w:val="21"/>
         </w:rPr>
         <w:t xml:space="preserve"> = 72.</w:t>
@@ -2290,7 +2308,7 @@
         <w:tabs>
           <w:tab w:val="left" w:pos="950"/>
         </w:tabs>
-        <w:spacing w:before="0" w:after="24" w:line="256" w:lineRule="auto"/>
+        <w:spacing w:before="0" w:after="24" w:line="248" w:lineRule="auto"/>
         <w:ind w:left="950" w:hanging="950"/>
       </w:pPr>
       <w:r>
@@ -2298,25 +2316,25 @@
           <w:rFonts w:ascii="Avenir Next" w:hAnsi="Avenir Next" w:cs="Avenir Next" w:eastAsia="Avenir Next"/>
           <w:b/>
           <w:color w:val="003A70"/>
+          <w:sz w:val="22"/>
+          <w:szCs w:val="19"/>
+        </w:rPr>
+        <w:t xml:space="preserve">Step 1</w:t>
+      </w:r>
+      <w:r>
+        <w:rPr>
+          <w:rFonts w:ascii="Avenir Next" w:hAnsi="Avenir Next" w:cs="Avenir Next" w:eastAsia="Avenir Next"/>
+          <w:color w:val="1A1A1A"/>
           <w:sz w:val="19"/>
           <w:szCs w:val="19"/>
         </w:rPr>
-        <w:t xml:space="preserve">Step 1</w:t>
-      </w:r>
-      <w:r>
-        <w:rPr>
-          <w:rFonts w:ascii="Avenir Next" w:hAnsi="Avenir Next" w:cs="Avenir Next" w:eastAsia="Avenir Next"/>
-          <w:color w:val="1A1A1A"/>
-          <w:sz w:val="19"/>
-          <w:szCs w:val="19"/>
-        </w:rPr>
         <w:tab/>
       </w:r>
       <w:r>
         <w:rPr>
           <w:rFonts w:ascii="Avenir Next" w:hAnsi="Avenir Next" w:cs="Avenir Next" w:eastAsia="Avenir Next"/>
           <w:color w:val="1A1A1A"/>
-          <w:sz w:val="21"/>
+          <w:sz w:val="22"/>
           <w:szCs w:val="21"/>
         </w:rPr>
         <w:t xml:space="preserve">What number times 6 is 72?</w:t>
@@ -2327,7 +2345,7 @@
         <w:tabs>
           <w:tab w:val="left" w:pos="950"/>
         </w:tabs>
-        <w:spacing w:before="0" w:after="24" w:line="256" w:lineRule="auto"/>
+        <w:spacing w:before="0" w:after="24" w:line="248" w:lineRule="auto"/>
         <w:ind w:left="950" w:hanging="950"/>
       </w:pPr>
       <w:r>
@@ -2335,25 +2353,25 @@
           <w:rFonts w:ascii="Avenir Next" w:hAnsi="Avenir Next" w:cs="Avenir Next" w:eastAsia="Avenir Next"/>
           <w:b/>
           <w:color w:val="003A70"/>
+          <w:sz w:val="22"/>
+          <w:szCs w:val="19"/>
+        </w:rPr>
+        <w:t xml:space="preserve">Step 2</w:t>
+      </w:r>
+      <w:r>
+        <w:rPr>
+          <w:rFonts w:ascii="Avenir Next" w:hAnsi="Avenir Next" w:cs="Avenir Next" w:eastAsia="Avenir Next"/>
+          <w:color w:val="1A1A1A"/>
           <w:sz w:val="19"/>
           <w:szCs w:val="19"/>
         </w:rPr>
-        <w:t xml:space="preserve">Step 2</w:t>
-      </w:r>
-      <w:r>
-        <w:rPr>
-          <w:rFonts w:ascii="Avenir Next" w:hAnsi="Avenir Next" w:cs="Avenir Next" w:eastAsia="Avenir Next"/>
-          <w:color w:val="1A1A1A"/>
-          <w:sz w:val="19"/>
-          <w:szCs w:val="19"/>
-        </w:rPr>
         <w:tab/>
       </w:r>
       <w:r>
         <w:rPr>
           <w:rFonts w:ascii="Avenir Next" w:hAnsi="Avenir Next" w:cs="Avenir Next" w:eastAsia="Avenir Next"/>
           <w:color w:val="1A1A1A"/>
-          <w:sz w:val="21"/>
+          <w:sz w:val="22"/>
           <w:szCs w:val="21"/>
         </w:rPr>
         <w:t xml:space="preserve">72 ÷ 6 = 12.</w:t>
@@ -2364,7 +2382,7 @@
         <w:tabs>
           <w:tab w:val="left" w:pos="950"/>
         </w:tabs>
-        <w:spacing w:before="0" w:after="24" w:line="256" w:lineRule="auto"/>
+        <w:spacing w:before="0" w:after="24" w:line="248" w:lineRule="auto"/>
         <w:ind w:left="950" w:hanging="950"/>
       </w:pPr>
       <w:r>
@@ -2372,25 +2390,25 @@
           <w:rFonts w:ascii="Avenir Next" w:hAnsi="Avenir Next" w:cs="Avenir Next" w:eastAsia="Avenir Next"/>
           <w:b/>
           <w:color w:val="003A70"/>
+          <w:sz w:val="22"/>
+          <w:szCs w:val="19"/>
+        </w:rPr>
+        <w:t xml:space="preserve">Step 3</w:t>
+      </w:r>
+      <w:r>
+        <w:rPr>
+          <w:rFonts w:ascii="Avenir Next" w:hAnsi="Avenir Next" w:cs="Avenir Next" w:eastAsia="Avenir Next"/>
+          <w:color w:val="1A1A1A"/>
           <w:sz w:val="19"/>
           <w:szCs w:val="19"/>
         </w:rPr>
-        <w:t xml:space="preserve">Step 3</w:t>
-      </w:r>
-      <w:r>
-        <w:rPr>
-          <w:rFonts w:ascii="Avenir Next" w:hAnsi="Avenir Next" w:cs="Avenir Next" w:eastAsia="Avenir Next"/>
-          <w:color w:val="1A1A1A"/>
-          <w:sz w:val="19"/>
-          <w:szCs w:val="19"/>
-        </w:rPr>
         <w:tab/>
       </w:r>
       <w:r>
         <w:rPr>
           <w:rFonts w:ascii="Avenir Next" w:hAnsi="Avenir Next" w:cs="Avenir Next" w:eastAsia="Avenir Next"/>
           <w:color w:val="1A1A1A"/>
-          <w:sz w:val="21"/>
+          <w:sz w:val="22"/>
           <w:szCs w:val="21"/>
         </w:rPr>
         <w:t xml:space="preserve">6 × 12 = 72. It checks.</w:t>
@@ -2401,7 +2419,7 @@
         <w:tabs>
           <w:tab w:val="left" w:pos="950"/>
         </w:tabs>
-        <w:spacing w:before="20" w:after="0" w:line="256" w:lineRule="auto"/>
+        <w:spacing w:before="20" w:after="0" w:line="248" w:lineRule="auto"/>
         <w:ind w:left="950" w:hanging="950"/>
       </w:pPr>
       <w:r>
@@ -2409,18 +2427,18 @@
           <w:rFonts w:ascii="Avenir Next" w:hAnsi="Avenir Next" w:cs="Avenir Next" w:eastAsia="Avenir Next"/>
           <w:b/>
           <w:color w:val="1A1A1A"/>
+          <w:sz w:val="22"/>
+          <w:szCs w:val="21"/>
+        </w:rPr>
+        <w:t xml:space="preserve">Answer</w:t>
+      </w:r>
+      <w:r>
+        <w:rPr>
+          <w:rFonts w:ascii="Avenir Next" w:hAnsi="Avenir Next" w:cs="Avenir Next" w:eastAsia="Avenir Next"/>
+          <w:color w:val="1A1A1A"/>
           <w:sz w:val="21"/>
           <w:szCs w:val="21"/>
         </w:rPr>
-        <w:t xml:space="preserve">Answer</w:t>
-      </w:r>
-      <w:r>
-        <w:rPr>
-          <w:rFonts w:ascii="Avenir Next" w:hAnsi="Avenir Next" w:cs="Avenir Next" w:eastAsia="Avenir Next"/>
-          <w:color w:val="1A1A1A"/>
-          <w:sz w:val="21"/>
-          <w:szCs w:val="21"/>
-        </w:rPr>
         <w:tab/>
       </w:r>
       <w:r>
@@ -2428,7 +2446,7 @@
           <w:rFonts w:ascii="Avenir Next" w:hAnsi="Avenir Next" w:cs="Avenir Next" w:eastAsia="Avenir Next"/>
           <w:b/>
           <w:color w:val="1A1A1A"/>
-          <w:sz w:val="21"/>
+          <w:sz w:val="22"/>
           <w:szCs w:val="21"/>
         </w:rPr>
         <w:t xml:space="preserve">12</w:t>
@@ -2436,6 +2454,7 @@
     </w:p>
     <w:p>
       <w:pPr>
+        <w:pStyle w:val="Heading2"/>
         <w:keepNext/>
         <w:pBdr>
           <w:bottom w:val="single" w:sz="8" w:space="3" w:color="003A70"/>
@@ -2451,7 +2470,7 @@
           <w:b/>
           <w:color w:val="003A70"/>
           <w:spacing w:val="14"/>
-          <w:sz w:val="19"/>
+          <w:sz w:val="22"/>
           <w:szCs w:val="19"/>
         </w:rPr>
         <w:t xml:space="preserve">TRY IT WITH HELP</w:t>
@@ -2470,7 +2489,7 @@
           <w:rFonts w:ascii="Avenir Next" w:hAnsi="Avenir Next" w:cs="Avenir Next" w:eastAsia="Avenir Next"/>
           <w:i/>
           <w:color w:val="5A5F66"/>
-          <w:sz w:val="17"/>
+          <w:sz w:val="22"/>
           <w:szCs w:val="17"/>
         </w:rPr>
         <w:t xml:space="preserve">fill in each step</w:t>
@@ -2482,7 +2501,7 @@
         <w:tabs>
           <w:tab w:val="left" w:pos="432"/>
         </w:tabs>
-        <w:spacing w:before="90" w:after="40" w:line="268" w:lineRule="auto"/>
+        <w:spacing w:before="90" w:after="40" w:line="254" w:lineRule="auto"/>
         <w:ind w:left="432" w:hanging="432"/>
       </w:pPr>
       <w:r>
@@ -2538,7 +2557,7 @@
         <w:tabs>
           <w:tab w:val="left" w:pos="1300"/>
         </w:tabs>
-        <w:spacing w:before="0" w:after="24" w:line="272" w:lineRule="auto"/>
+        <w:spacing w:before="0" w:after="24" w:line="256" w:lineRule="auto"/>
         <w:ind w:left="1300" w:hanging="868"/>
       </w:pPr>
       <w:r>
@@ -2546,35 +2565,35 @@
           <w:rFonts w:ascii="Avenir Next" w:hAnsi="Avenir Next" w:cs="Avenir Next" w:eastAsia="Avenir Next"/>
           <w:b/>
           <w:color w:val="003A70"/>
+          <w:sz w:val="22"/>
+          <w:szCs w:val="18"/>
+        </w:rPr>
+        <w:t xml:space="preserve">Step 1</w:t>
+      </w:r>
+      <w:r>
+        <w:rPr>
+          <w:rFonts w:ascii="Avenir Next" w:hAnsi="Avenir Next" w:cs="Avenir Next" w:eastAsia="Avenir Next"/>
+          <w:color w:val="1A1A1A"/>
           <w:sz w:val="18"/>
           <w:szCs w:val="18"/>
         </w:rPr>
-        <w:t xml:space="preserve">Step 1</w:t>
-      </w:r>
-      <w:r>
-        <w:rPr>
-          <w:rFonts w:ascii="Avenir Next" w:hAnsi="Avenir Next" w:cs="Avenir Next" w:eastAsia="Avenir Next"/>
-          <w:color w:val="1A1A1A"/>
-          <w:sz w:val="18"/>
-          <w:szCs w:val="18"/>
-        </w:rPr>
         <w:tab/>
       </w:r>
       <w:r>
         <w:rPr>
           <w:rFonts w:ascii="Avenir Next" w:hAnsi="Avenir Next" w:cs="Avenir Next" w:eastAsia="Avenir Next"/>
           <w:color w:val="1A1A1A"/>
+          <w:sz w:val="22"/>
+          <w:szCs w:val="21"/>
+        </w:rPr>
+        <w:t xml:space="preserve">What number times </w:t>
+      </w:r>
+      <w:r>
+        <w:rPr>
+          <w:rFonts w:ascii="Avenir Next" w:hAnsi="Avenir Next" w:cs="Avenir Next" w:eastAsia="Avenir Next"/>
+          <w:color w:val="1A1A1A"/>
           <w:sz w:val="21"/>
           <w:szCs w:val="21"/>
-        </w:rPr>
-        <w:t xml:space="preserve">What number times </w:t>
-      </w:r>
-      <w:r>
-        <w:rPr>
-          <w:rFonts w:ascii="Avenir Next" w:hAnsi="Avenir Next" w:cs="Avenir Next" w:eastAsia="Avenir Next"/>
-          <w:color w:val="1A1A1A"/>
-          <w:sz w:val="21"/>
-          <w:szCs w:val="21"/>
           <w:u w:val="single"/>
         </w:rPr>
         <w:t xml:space="preserve">                </w:t>
@@ -2583,7 +2602,7 @@
         <w:rPr>
           <w:rFonts w:ascii="Avenir Next" w:hAnsi="Avenir Next" w:cs="Avenir Next" w:eastAsia="Avenir Next"/>
           <w:color w:val="1A1A1A"/>
-          <w:sz w:val="21"/>
+          <w:sz w:val="22"/>
           <w:szCs w:val="21"/>
         </w:rPr>
         <w:t xml:space="preserve"> is 28?</w:t>
@@ -2595,7 +2614,7 @@
         <w:tabs>
           <w:tab w:val="left" w:pos="1300"/>
         </w:tabs>
-        <w:spacing w:before="0" w:after="24" w:line="272" w:lineRule="auto"/>
+        <w:spacing w:before="0" w:after="24" w:line="256" w:lineRule="auto"/>
         <w:ind w:left="1300" w:hanging="868"/>
       </w:pPr>
       <w:r>
@@ -2603,25 +2622,25 @@
           <w:rFonts w:ascii="Avenir Next" w:hAnsi="Avenir Next" w:cs="Avenir Next" w:eastAsia="Avenir Next"/>
           <w:b/>
           <w:color w:val="003A70"/>
+          <w:sz w:val="22"/>
+          <w:szCs w:val="18"/>
+        </w:rPr>
+        <w:t xml:space="preserve">Step 2</w:t>
+      </w:r>
+      <w:r>
+        <w:rPr>
+          <w:rFonts w:ascii="Avenir Next" w:hAnsi="Avenir Next" w:cs="Avenir Next" w:eastAsia="Avenir Next"/>
+          <w:color w:val="1A1A1A"/>
           <w:sz w:val="18"/>
           <w:szCs w:val="18"/>
         </w:rPr>
-        <w:t xml:space="preserve">Step 2</w:t>
-      </w:r>
-      <w:r>
-        <w:rPr>
-          <w:rFonts w:ascii="Avenir Next" w:hAnsi="Avenir Next" w:cs="Avenir Next" w:eastAsia="Avenir Next"/>
-          <w:color w:val="1A1A1A"/>
-          <w:sz w:val="18"/>
-          <w:szCs w:val="18"/>
-        </w:rPr>
         <w:tab/>
       </w:r>
       <w:r>
         <w:rPr>
           <w:rFonts w:ascii="Avenir Next" w:hAnsi="Avenir Next" w:cs="Avenir Next" w:eastAsia="Avenir Next"/>
           <w:color w:val="1A1A1A"/>
-          <w:sz w:val="21"/>
+          <w:sz w:val="22"/>
           <w:szCs w:val="21"/>
         </w:rPr>
         <w:t xml:space="preserve">28 ÷ 4 = </w:t>
@@ -2643,7 +2662,7 @@
         <w:tabs>
           <w:tab w:val="left" w:pos="1300"/>
         </w:tabs>
-        <w:spacing w:before="0" w:after="24" w:line="272" w:lineRule="auto"/>
+        <w:spacing w:before="0" w:after="24" w:line="256" w:lineRule="auto"/>
         <w:ind w:left="1300" w:hanging="868"/>
       </w:pPr>
       <w:r>
@@ -2651,35 +2670,35 @@
           <w:rFonts w:ascii="Avenir Next" w:hAnsi="Avenir Next" w:cs="Avenir Next" w:eastAsia="Avenir Next"/>
           <w:b/>
           <w:color w:val="003A70"/>
+          <w:sz w:val="22"/>
+          <w:szCs w:val="18"/>
+        </w:rPr>
+        <w:t xml:space="preserve">Step 3</w:t>
+      </w:r>
+      <w:r>
+        <w:rPr>
+          <w:rFonts w:ascii="Avenir Next" w:hAnsi="Avenir Next" w:cs="Avenir Next" w:eastAsia="Avenir Next"/>
+          <w:color w:val="1A1A1A"/>
           <w:sz w:val="18"/>
           <w:szCs w:val="18"/>
         </w:rPr>
-        <w:t xml:space="preserve">Step 3</w:t>
-      </w:r>
-      <w:r>
-        <w:rPr>
-          <w:rFonts w:ascii="Avenir Next" w:hAnsi="Avenir Next" w:cs="Avenir Next" w:eastAsia="Avenir Next"/>
-          <w:color w:val="1A1A1A"/>
-          <w:sz w:val="18"/>
-          <w:szCs w:val="18"/>
-        </w:rPr>
         <w:tab/>
       </w:r>
       <w:r>
         <w:rPr>
           <w:rFonts w:ascii="Avenir Next" w:hAnsi="Avenir Next" w:cs="Avenir Next" w:eastAsia="Avenir Next"/>
           <w:color w:val="1A1A1A"/>
+          <w:sz w:val="22"/>
+          <w:szCs w:val="21"/>
+        </w:rPr>
+        <w:t xml:space="preserve">4 × 7 = </w:t>
+      </w:r>
+      <w:r>
+        <w:rPr>
+          <w:rFonts w:ascii="Avenir Next" w:hAnsi="Avenir Next" w:cs="Avenir Next" w:eastAsia="Avenir Next"/>
+          <w:color w:val="1A1A1A"/>
           <w:sz w:val="21"/>
           <w:szCs w:val="21"/>
-        </w:rPr>
-        <w:t xml:space="preserve">4 × 7 = </w:t>
-      </w:r>
-      <w:r>
-        <w:rPr>
-          <w:rFonts w:ascii="Avenir Next" w:hAnsi="Avenir Next" w:cs="Avenir Next" w:eastAsia="Avenir Next"/>
-          <w:color w:val="1A1A1A"/>
-          <w:sz w:val="21"/>
-          <w:szCs w:val="21"/>
           <w:u w:val="single"/>
         </w:rPr>
         <w:t xml:space="preserve">                </w:t>
@@ -2688,7 +2707,7 @@
         <w:rPr>
           <w:rFonts w:ascii="Avenir Next" w:hAnsi="Avenir Next" w:cs="Avenir Next" w:eastAsia="Avenir Next"/>
           <w:color w:val="1A1A1A"/>
-          <w:sz w:val="21"/>
+          <w:sz w:val="22"/>
           <w:szCs w:val="21"/>
         </w:rPr>
         <w:t xml:space="preserve">. It checks.</w:t>
@@ -2705,7 +2724,7 @@
         <w:tabs>
           <w:tab w:val="left" w:pos="432"/>
         </w:tabs>
-        <w:spacing w:before="90" w:after="40" w:line="268" w:lineRule="auto"/>
+        <w:spacing w:before="90" w:after="40" w:line="254" w:lineRule="auto"/>
         <w:ind w:left="432" w:hanging="432"/>
       </w:pPr>
       <w:r>
@@ -2761,7 +2780,7 @@
         <w:tabs>
           <w:tab w:val="left" w:pos="1300"/>
         </w:tabs>
-        <w:spacing w:before="0" w:after="24" w:line="272" w:lineRule="auto"/>
+        <w:spacing w:before="0" w:after="24" w:line="256" w:lineRule="auto"/>
         <w:ind w:left="1300" w:hanging="868"/>
       </w:pPr>
       <w:r>
@@ -2769,35 +2788,35 @@
           <w:rFonts w:ascii="Avenir Next" w:hAnsi="Avenir Next" w:cs="Avenir Next" w:eastAsia="Avenir Next"/>
           <w:b/>
           <w:color w:val="003A70"/>
+          <w:sz w:val="22"/>
+          <w:szCs w:val="18"/>
+        </w:rPr>
+        <w:t xml:space="preserve">Step 1</w:t>
+      </w:r>
+      <w:r>
+        <w:rPr>
+          <w:rFonts w:ascii="Avenir Next" w:hAnsi="Avenir Next" w:cs="Avenir Next" w:eastAsia="Avenir Next"/>
+          <w:color w:val="1A1A1A"/>
           <w:sz w:val="18"/>
           <w:szCs w:val="18"/>
         </w:rPr>
-        <w:t xml:space="preserve">Step 1</w:t>
-      </w:r>
-      <w:r>
-        <w:rPr>
-          <w:rFonts w:ascii="Avenir Next" w:hAnsi="Avenir Next" w:cs="Avenir Next" w:eastAsia="Avenir Next"/>
-          <w:color w:val="1A1A1A"/>
-          <w:sz w:val="18"/>
-          <w:szCs w:val="18"/>
-        </w:rPr>
         <w:tab/>
       </w:r>
       <w:r>
         <w:rPr>
           <w:rFonts w:ascii="Avenir Next" w:hAnsi="Avenir Next" w:cs="Avenir Next" w:eastAsia="Avenir Next"/>
           <w:color w:val="1A1A1A"/>
+          <w:sz w:val="22"/>
+          <w:szCs w:val="21"/>
+        </w:rPr>
+        <w:t xml:space="preserve">What number times </w:t>
+      </w:r>
+      <w:r>
+        <w:rPr>
+          <w:rFonts w:ascii="Avenir Next" w:hAnsi="Avenir Next" w:cs="Avenir Next" w:eastAsia="Avenir Next"/>
+          <w:color w:val="1A1A1A"/>
           <w:sz w:val="21"/>
           <w:szCs w:val="21"/>
-        </w:rPr>
-        <w:t xml:space="preserve">What number times </w:t>
-      </w:r>
-      <w:r>
-        <w:rPr>
-          <w:rFonts w:ascii="Avenir Next" w:hAnsi="Avenir Next" w:cs="Avenir Next" w:eastAsia="Avenir Next"/>
-          <w:color w:val="1A1A1A"/>
-          <w:sz w:val="21"/>
-          <w:szCs w:val="21"/>
           <w:u w:val="single"/>
         </w:rPr>
         <w:t xml:space="preserve">                </w:t>
@@ -2806,7 +2825,7 @@
         <w:rPr>
           <w:rFonts w:ascii="Avenir Next" w:hAnsi="Avenir Next" w:cs="Avenir Next" w:eastAsia="Avenir Next"/>
           <w:color w:val="1A1A1A"/>
-          <w:sz w:val="21"/>
+          <w:sz w:val="22"/>
           <w:szCs w:val="21"/>
         </w:rPr>
         <w:t xml:space="preserve"> is 45?</w:t>
@@ -2818,7 +2837,7 @@
         <w:tabs>
           <w:tab w:val="left" w:pos="1300"/>
         </w:tabs>
-        <w:spacing w:before="0" w:after="24" w:line="272" w:lineRule="auto"/>
+        <w:spacing w:before="0" w:after="24" w:line="256" w:lineRule="auto"/>
         <w:ind w:left="1300" w:hanging="868"/>
       </w:pPr>
       <w:r>
@@ -2826,25 +2845,25 @@
           <w:rFonts w:ascii="Avenir Next" w:hAnsi="Avenir Next" w:cs="Avenir Next" w:eastAsia="Avenir Next"/>
           <w:b/>
           <w:color w:val="003A70"/>
+          <w:sz w:val="22"/>
+          <w:szCs w:val="18"/>
+        </w:rPr>
+        <w:t xml:space="preserve">Step 2</w:t>
+      </w:r>
+      <w:r>
+        <w:rPr>
+          <w:rFonts w:ascii="Avenir Next" w:hAnsi="Avenir Next" w:cs="Avenir Next" w:eastAsia="Avenir Next"/>
+          <w:color w:val="1A1A1A"/>
           <w:sz w:val="18"/>
           <w:szCs w:val="18"/>
         </w:rPr>
-        <w:t xml:space="preserve">Step 2</w:t>
-      </w:r>
-      <w:r>
-        <w:rPr>
-          <w:rFonts w:ascii="Avenir Next" w:hAnsi="Avenir Next" w:cs="Avenir Next" w:eastAsia="Avenir Next"/>
-          <w:color w:val="1A1A1A"/>
-          <w:sz w:val="18"/>
-          <w:szCs w:val="18"/>
-        </w:rPr>
         <w:tab/>
       </w:r>
       <w:r>
         <w:rPr>
           <w:rFonts w:ascii="Avenir Next" w:hAnsi="Avenir Next" w:cs="Avenir Next" w:eastAsia="Avenir Next"/>
           <w:color w:val="1A1A1A"/>
-          <w:sz w:val="21"/>
+          <w:sz w:val="22"/>
           <w:szCs w:val="21"/>
         </w:rPr>
         <w:t xml:space="preserve">45 ÷ 5 = </w:t>
@@ -2866,7 +2885,7 @@
         <w:tabs>
           <w:tab w:val="left" w:pos="1300"/>
         </w:tabs>
-        <w:spacing w:before="0" w:after="24" w:line="272" w:lineRule="auto"/>
+        <w:spacing w:before="0" w:after="24" w:line="256" w:lineRule="auto"/>
         <w:ind w:left="1300" w:hanging="868"/>
       </w:pPr>
       <w:r>
@@ -2874,35 +2893,35 @@
           <w:rFonts w:ascii="Avenir Next" w:hAnsi="Avenir Next" w:cs="Avenir Next" w:eastAsia="Avenir Next"/>
           <w:b/>
           <w:color w:val="003A70"/>
+          <w:sz w:val="22"/>
+          <w:szCs w:val="18"/>
+        </w:rPr>
+        <w:t xml:space="preserve">Step 3</w:t>
+      </w:r>
+      <w:r>
+        <w:rPr>
+          <w:rFonts w:ascii="Avenir Next" w:hAnsi="Avenir Next" w:cs="Avenir Next" w:eastAsia="Avenir Next"/>
+          <w:color w:val="1A1A1A"/>
           <w:sz w:val="18"/>
           <w:szCs w:val="18"/>
         </w:rPr>
-        <w:t xml:space="preserve">Step 3</w:t>
-      </w:r>
-      <w:r>
-        <w:rPr>
-          <w:rFonts w:ascii="Avenir Next" w:hAnsi="Avenir Next" w:cs="Avenir Next" w:eastAsia="Avenir Next"/>
-          <w:color w:val="1A1A1A"/>
-          <w:sz w:val="18"/>
-          <w:szCs w:val="18"/>
-        </w:rPr>
         <w:tab/>
       </w:r>
       <w:r>
         <w:rPr>
           <w:rFonts w:ascii="Avenir Next" w:hAnsi="Avenir Next" w:cs="Avenir Next" w:eastAsia="Avenir Next"/>
           <w:color w:val="1A1A1A"/>
+          <w:sz w:val="22"/>
+          <w:szCs w:val="21"/>
+        </w:rPr>
+        <w:t xml:space="preserve">5 × 9 = </w:t>
+      </w:r>
+      <w:r>
+        <w:rPr>
+          <w:rFonts w:ascii="Avenir Next" w:hAnsi="Avenir Next" w:cs="Avenir Next" w:eastAsia="Avenir Next"/>
+          <w:color w:val="1A1A1A"/>
           <w:sz w:val="21"/>
           <w:szCs w:val="21"/>
-        </w:rPr>
-        <w:t xml:space="preserve">5 × 9 = </w:t>
-      </w:r>
-      <w:r>
-        <w:rPr>
-          <w:rFonts w:ascii="Avenir Next" w:hAnsi="Avenir Next" w:cs="Avenir Next" w:eastAsia="Avenir Next"/>
-          <w:color w:val="1A1A1A"/>
-          <w:sz w:val="21"/>
-          <w:szCs w:val="21"/>
           <w:u w:val="single"/>
         </w:rPr>
         <w:t xml:space="preserve">                </w:t>
@@ -2911,7 +2930,7 @@
         <w:rPr>
           <w:rFonts w:ascii="Avenir Next" w:hAnsi="Avenir Next" w:cs="Avenir Next" w:eastAsia="Avenir Next"/>
           <w:color w:val="1A1A1A"/>
-          <w:sz w:val="21"/>
+          <w:sz w:val="22"/>
           <w:szCs w:val="21"/>
         </w:rPr>
         <w:t xml:space="preserve">. It checks.</w:t>
@@ -2924,6 +2943,7 @@
     </w:p>
     <w:p>
       <w:pPr>
+        <w:pStyle w:val="Heading2"/>
         <w:keepNext/>
         <w:pBdr>
           <w:bottom w:val="single" w:sz="8" w:space="3" w:color="003A70"/>
@@ -2939,7 +2959,7 @@
           <w:b/>
           <w:color w:val="003A70"/>
           <w:spacing w:val="14"/>
-          <w:sz w:val="19"/>
+          <w:sz w:val="22"/>
           <w:szCs w:val="19"/>
         </w:rPr>
         <w:t xml:space="preserve">YOUR TURN</w:t>
@@ -2958,7 +2978,7 @@
           <w:rFonts w:ascii="Avenir Next" w:hAnsi="Avenir Next" w:cs="Avenir Next" w:eastAsia="Avenir Next"/>
           <w:i/>
           <w:color w:val="5A5F66"/>
-          <w:sz w:val="17"/>
+          <w:sz w:val="22"/>
           <w:szCs w:val="17"/>
         </w:rPr>
         <w:t xml:space="preserve">use the steps on your own</w:t>
@@ -3008,7 +3028,7 @@
               <w:tabs>
                 <w:tab w:val="left" w:pos="432"/>
               </w:tabs>
-              <w:spacing w:before="90" w:after="40" w:line="268" w:lineRule="auto"/>
+              <w:spacing w:before="90" w:after="40" w:line="254" w:lineRule="auto"/>
               <w:ind w:left="432" w:hanging="432"/>
             </w:pPr>
             <w:r>
@@ -3082,7 +3102,7 @@
                     <w:tabs>
                       <w:tab w:val="left" w:pos="340"/>
                     </w:tabs>
-                    <w:spacing w:before="0" w:after="0" w:line="276" w:lineRule="auto"/>
+                    <w:spacing w:before="0" w:after="0" w:line="258" w:lineRule="auto"/>
                     <w:ind w:left="340" w:hanging="340"/>
                   </w:pPr>
                   <w:r>
@@ -3148,7 +3168,7 @@
                       <w:szCs w:val="22"/>
                       <w:u w:val="single"/>
                     </w:rPr>
-                    <w:t xml:space="preserve">      </w:t>
+                    <w:t xml:space="preserve">          </w:t>
                   </w:r>
                 </w:p>
               </w:tc>
@@ -3162,7 +3182,7 @@
                     <w:tabs>
                       <w:tab w:val="left" w:pos="340"/>
                     </w:tabs>
-                    <w:spacing w:before="0" w:after="0" w:line="276" w:lineRule="auto"/>
+                    <w:spacing w:before="0" w:after="0" w:line="258" w:lineRule="auto"/>
                     <w:ind w:left="340" w:hanging="340"/>
                   </w:pPr>
                   <w:r>
@@ -3228,7 +3248,7 @@
                       <w:szCs w:val="22"/>
                       <w:u w:val="single"/>
                     </w:rPr>
-                    <w:t xml:space="preserve">      </w:t>
+                    <w:t xml:space="preserve">          </w:t>
                   </w:r>
                 </w:p>
               </w:tc>
@@ -3242,7 +3262,7 @@
                     <w:tabs>
                       <w:tab w:val="left" w:pos="340"/>
                     </w:tabs>
-                    <w:spacing w:before="0" w:after="0" w:line="276" w:lineRule="auto"/>
+                    <w:spacing w:before="0" w:after="0" w:line="258" w:lineRule="auto"/>
                     <w:ind w:left="340" w:hanging="340"/>
                   </w:pPr>
                   <w:r>
@@ -3308,7 +3328,7 @@
                       <w:szCs w:val="22"/>
                       <w:u w:val="single"/>
                     </w:rPr>
-                    <w:t xml:space="preserve">      </w:t>
+                    <w:t xml:space="preserve">          </w:t>
                   </w:r>
                 </w:p>
               </w:tc>
@@ -3328,7 +3348,7 @@
                     <w:tabs>
                       <w:tab w:val="left" w:pos="340"/>
                     </w:tabs>
-                    <w:spacing w:before="0" w:after="0" w:line="276" w:lineRule="auto"/>
+                    <w:spacing w:before="0" w:after="0" w:line="258" w:lineRule="auto"/>
                     <w:ind w:left="340" w:hanging="340"/>
                   </w:pPr>
                   <w:r>
@@ -3394,7 +3414,7 @@
                       <w:szCs w:val="22"/>
                       <w:u w:val="single"/>
                     </w:rPr>
-                    <w:t xml:space="preserve">      </w:t>
+                    <w:t xml:space="preserve">          </w:t>
                   </w:r>
                 </w:p>
               </w:tc>
@@ -3408,7 +3428,7 @@
                     <w:tabs>
                       <w:tab w:val="left" w:pos="340"/>
                     </w:tabs>
-                    <w:spacing w:before="0" w:after="0" w:line="276" w:lineRule="auto"/>
+                    <w:spacing w:before="0" w:after="0" w:line="258" w:lineRule="auto"/>
                     <w:ind w:left="340" w:hanging="340"/>
                   </w:pPr>
                   <w:r>
@@ -3474,7 +3494,7 @@
                       <w:szCs w:val="22"/>
                       <w:u w:val="single"/>
                     </w:rPr>
-                    <w:t xml:space="preserve">      </w:t>
+                    <w:t xml:space="preserve">          </w:t>
                   </w:r>
                 </w:p>
               </w:tc>
@@ -3488,7 +3508,7 @@
                     <w:tabs>
                       <w:tab w:val="left" w:pos="340"/>
                     </w:tabs>
-                    <w:spacing w:before="0" w:after="0" w:line="276" w:lineRule="auto"/>
+                    <w:spacing w:before="0" w:after="0" w:line="258" w:lineRule="auto"/>
                     <w:ind w:left="340" w:hanging="340"/>
                   </w:pPr>
                   <w:r>
@@ -3554,7 +3574,7 @@
                       <w:szCs w:val="22"/>
                       <w:u w:val="single"/>
                     </w:rPr>
-                    <w:t xml:space="preserve">      </w:t>
+                    <w:t xml:space="preserve">          </w:t>
                   </w:r>
                 </w:p>
               </w:tc>
@@ -3575,6 +3595,7 @@
     </w:p>
     <w:p>
       <w:pPr>
+        <w:pStyle w:val="Heading2"/>
         <w:keepNext/>
         <w:pBdr>
           <w:bottom w:val="single" w:sz="8" w:space="3" w:color="003A70"/>
@@ -3590,7 +3611,7 @@
           <w:b/>
           <w:color w:val="003A70"/>
           <w:spacing w:val="14"/>
-          <w:sz w:val="19"/>
+          <w:sz w:val="22"/>
           <w:szCs w:val="19"/>
         </w:rPr>
         <w:t xml:space="preserve">READY CHECK</w:t>
@@ -3609,7 +3630,7 @@
           <w:rFonts w:ascii="Avenir Next" w:hAnsi="Avenir Next" w:cs="Avenir Next" w:eastAsia="Avenir Next"/>
           <w:i/>
           <w:color w:val="5A5F66"/>
-          <w:sz w:val="17"/>
+          <w:sz w:val="22"/>
           <w:szCs w:val="17"/>
         </w:rPr>
         <w:t xml:space="preserve">a problem like the one in today’s lesson</w:t>
@@ -3659,7 +3680,7 @@
               <w:tabs>
                 <w:tab w:val="left" w:pos="432"/>
               </w:tabs>
-              <w:spacing w:before="90" w:after="40" w:line="268" w:lineRule="auto"/>
+              <w:spacing w:before="90" w:after="40" w:line="254" w:lineRule="auto"/>
               <w:ind w:left="432" w:hanging="432"/>
             </w:pPr>
             <w:r>
@@ -3771,7 +3792,7 @@
                     <w:tabs>
                       <w:tab w:val="left" w:pos="340"/>
                     </w:tabs>
-                    <w:spacing w:before="0" w:after="0" w:line="264" w:lineRule="auto"/>
+                    <w:spacing w:before="0" w:after="0" w:line="252" w:lineRule="auto"/>
                     <w:ind w:left="340" w:hanging="340"/>
                   </w:pPr>
                   <w:r>
@@ -3779,25 +3800,25 @@
                       <w:rFonts w:ascii="Avenir Next" w:hAnsi="Avenir Next" w:cs="Avenir Next" w:eastAsia="Avenir Next"/>
                       <w:b/>
                       <w:color w:val="003A70"/>
+                      <w:sz w:val="22"/>
+                      <w:szCs w:val="21"/>
+                    </w:rPr>
+                    <w:t xml:space="preserve">A</w:t>
+                  </w:r>
+                  <w:r>
+                    <w:rPr>
+                      <w:rFonts w:ascii="Avenir Next" w:hAnsi="Avenir Next" w:cs="Avenir Next" w:eastAsia="Avenir Next"/>
+                      <w:color w:val="1A1A1A"/>
                       <w:sz w:val="21"/>
                       <w:szCs w:val="21"/>
                     </w:rPr>
-                    <w:t xml:space="preserve">A</w:t>
-                  </w:r>
-                  <w:r>
-                    <w:rPr>
-                      <w:rFonts w:ascii="Avenir Next" w:hAnsi="Avenir Next" w:cs="Avenir Next" w:eastAsia="Avenir Next"/>
-                      <w:color w:val="1A1A1A"/>
-                      <w:sz w:val="21"/>
-                      <w:szCs w:val="21"/>
-                    </w:rPr>
                     <w:tab/>
                   </w:r>
                   <w:r>
                     <w:rPr>
                       <w:rFonts w:ascii="Avenir Next" w:hAnsi="Avenir Next" w:cs="Avenir Next" w:eastAsia="Avenir Next"/>
                       <w:color w:val="1A1A1A"/>
-                      <w:sz w:val="21"/>
+                      <w:sz w:val="22"/>
                       <w:szCs w:val="21"/>
                     </w:rPr>
                     <w:t xml:space="preserve">Yes: 5 × 9 = 45</w:t>
@@ -3814,7 +3835,7 @@
                     <w:tabs>
                       <w:tab w:val="left" w:pos="340"/>
                     </w:tabs>
-                    <w:spacing w:before="0" w:after="0" w:line="264" w:lineRule="auto"/>
+                    <w:spacing w:before="0" w:after="0" w:line="252" w:lineRule="auto"/>
                     <w:ind w:left="340" w:hanging="340"/>
                   </w:pPr>
                   <w:r>
@@ -3822,25 +3843,25 @@
                       <w:rFonts w:ascii="Avenir Next" w:hAnsi="Avenir Next" w:cs="Avenir Next" w:eastAsia="Avenir Next"/>
                       <w:b/>
                       <w:color w:val="003A70"/>
+                      <w:sz w:val="22"/>
+                      <w:szCs w:val="21"/>
+                    </w:rPr>
+                    <w:t xml:space="preserve">B</w:t>
+                  </w:r>
+                  <w:r>
+                    <w:rPr>
+                      <w:rFonts w:ascii="Avenir Next" w:hAnsi="Avenir Next" w:cs="Avenir Next" w:eastAsia="Avenir Next"/>
+                      <w:color w:val="1A1A1A"/>
                       <w:sz w:val="21"/>
                       <w:szCs w:val="21"/>
                     </w:rPr>
-                    <w:t xml:space="preserve">B</w:t>
-                  </w:r>
-                  <w:r>
-                    <w:rPr>
-                      <w:rFonts w:ascii="Avenir Next" w:hAnsi="Avenir Next" w:cs="Avenir Next" w:eastAsia="Avenir Next"/>
-                      <w:color w:val="1A1A1A"/>
-                      <w:sz w:val="21"/>
-                      <w:szCs w:val="21"/>
-                    </w:rPr>
                     <w:tab/>
                   </w:r>
                   <w:r>
                     <w:rPr>
                       <w:rFonts w:ascii="Avenir Next" w:hAnsi="Avenir Next" w:cs="Avenir Next" w:eastAsia="Avenir Next"/>
                       <w:color w:val="1A1A1A"/>
-                      <w:sz w:val="21"/>
+                      <w:sz w:val="22"/>
                       <w:szCs w:val="21"/>
                     </w:rPr>
                     <w:t xml:space="preserve">No: 5 + 9 = 14</w:t>
@@ -3857,7 +3878,7 @@
                     <w:tabs>
                       <w:tab w:val="left" w:pos="340"/>
                     </w:tabs>
-                    <w:spacing w:before="0" w:after="0" w:line="264" w:lineRule="auto"/>
+                    <w:spacing w:before="0" w:after="0" w:line="252" w:lineRule="auto"/>
                     <w:ind w:left="340" w:hanging="340"/>
                   </w:pPr>
                   <w:r>
@@ -3865,25 +3886,25 @@
                       <w:rFonts w:ascii="Avenir Next" w:hAnsi="Avenir Next" w:cs="Avenir Next" w:eastAsia="Avenir Next"/>
                       <w:b/>
                       <w:color w:val="003A70"/>
+                      <w:sz w:val="22"/>
+                      <w:szCs w:val="21"/>
+                    </w:rPr>
+                    <w:t xml:space="preserve">C</w:t>
+                  </w:r>
+                  <w:r>
+                    <w:rPr>
+                      <w:rFonts w:ascii="Avenir Next" w:hAnsi="Avenir Next" w:cs="Avenir Next" w:eastAsia="Avenir Next"/>
+                      <w:color w:val="1A1A1A"/>
                       <w:sz w:val="21"/>
                       <w:szCs w:val="21"/>
                     </w:rPr>
-                    <w:t xml:space="preserve">C</w:t>
-                  </w:r>
-                  <w:r>
-                    <w:rPr>
-                      <w:rFonts w:ascii="Avenir Next" w:hAnsi="Avenir Next" w:cs="Avenir Next" w:eastAsia="Avenir Next"/>
-                      <w:color w:val="1A1A1A"/>
-                      <w:sz w:val="21"/>
-                      <w:szCs w:val="21"/>
-                    </w:rPr>
                     <w:tab/>
                   </w:r>
                   <w:r>
                     <w:rPr>
                       <w:rFonts w:ascii="Avenir Next" w:hAnsi="Avenir Next" w:cs="Avenir Next" w:eastAsia="Avenir Next"/>
                       <w:color w:val="1A1A1A"/>
-                      <w:sz w:val="21"/>
+                      <w:sz w:val="22"/>
                       <w:szCs w:val="21"/>
                     </w:rPr>
                     <w:t xml:space="preserve">No: 45 ÷ 5 = 8</w:t>
@@ -3900,7 +3921,7 @@
                     <w:tabs>
                       <w:tab w:val="left" w:pos="340"/>
                     </w:tabs>
-                    <w:spacing w:before="0" w:after="0" w:line="264" w:lineRule="auto"/>
+                    <w:spacing w:before="0" w:after="0" w:line="252" w:lineRule="auto"/>
                     <w:ind w:left="340" w:hanging="340"/>
                   </w:pPr>
                   <w:r>
@@ -3908,25 +3929,25 @@
                       <w:rFonts w:ascii="Avenir Next" w:hAnsi="Avenir Next" w:cs="Avenir Next" w:eastAsia="Avenir Next"/>
                       <w:b/>
                       <w:color w:val="003A70"/>
+                      <w:sz w:val="22"/>
+                      <w:szCs w:val="21"/>
+                    </w:rPr>
+                    <w:t xml:space="preserve">D</w:t>
+                  </w:r>
+                  <w:r>
+                    <w:rPr>
+                      <w:rFonts w:ascii="Avenir Next" w:hAnsi="Avenir Next" w:cs="Avenir Next" w:eastAsia="Avenir Next"/>
+                      <w:color w:val="1A1A1A"/>
                       <w:sz w:val="21"/>
                       <w:szCs w:val="21"/>
                     </w:rPr>
-                    <w:t xml:space="preserve">D</w:t>
-                  </w:r>
-                  <w:r>
-                    <w:rPr>
-                      <w:rFonts w:ascii="Avenir Next" w:hAnsi="Avenir Next" w:cs="Avenir Next" w:eastAsia="Avenir Next"/>
-                      <w:color w:val="1A1A1A"/>
-                      <w:sz w:val="21"/>
-                      <w:szCs w:val="21"/>
-                    </w:rPr>
                     <w:tab/>
                   </w:r>
                   <w:r>
                     <w:rPr>
                       <w:rFonts w:ascii="Avenir Next" w:hAnsi="Avenir Next" w:cs="Avenir Next" w:eastAsia="Avenir Next"/>
                       <w:color w:val="1A1A1A"/>
-                      <w:sz w:val="21"/>
+                      <w:sz w:val="22"/>
                       <w:szCs w:val="21"/>
                     </w:rPr>
                     <w:t xml:space="preserve">Yes: 45 − 5 = 40</w:t>
@@ -3975,19 +3996,42 @@
         <w:tblLook w:val="0000" w:firstRow="0" w:lastRow="0" w:firstColumn="0" w:lastColumn="0" w:noHBand="1" w:noVBand="1"/>
       </w:tblPr>
       <w:tblGrid>
-        <w:gridCol w:w="2000"/>
-        <w:gridCol w:w="2300"/>
-        <w:gridCol w:w="2100"/>
-        <w:gridCol w:w="3104"/>
+        <w:gridCol w:w="1750"/>
+        <w:gridCol w:w="2500"/>
+        <w:gridCol w:w="2200"/>
+        <w:gridCol w:w="3054"/>
       </w:tblGrid>
       <w:tr>
         <w:trPr>
           <w:cantSplit/>
-          <w:trHeight w:val="320" w:hRule="atLeast"/>
+          <w:trHeight w:val="300" w:hRule="atLeast"/>
         </w:trPr>
         <w:tc>
           <w:tcPr>
-            <w:tcW w:w="2000" w:type="dxa"/>
+            <w:tcW w:w="1750" w:type="dxa"/>
+            <w:vAlign w:val="center"/>
+          </w:tcPr>
+          <w:p>
+            <w:pPr>
+              <w:pStyle w:val="Heading2"/>
+              <w:spacing w:before="0" w:after="0" w:line="240" w:lineRule="auto"/>
+            </w:pPr>
+            <w:r>
+              <w:rPr>
+                <w:rFonts w:ascii="Avenir Next" w:hAnsi="Avenir Next" w:cs="Avenir Next" w:eastAsia="Avenir Next"/>
+                <w:b/>
+                <w:color w:val="003A70"/>
+                <w:spacing w:val="12"/>
+                <w:sz w:val="15"/>
+                <w:szCs w:val="15"/>
+              </w:rPr>
+              <w:t xml:space="preserve">CHECK YOURSELF</w:t>
+            </w:r>
+          </w:p>
+        </w:tc>
+        <w:tc>
+          <w:tcPr>
+            <w:tcW w:w="2500" w:type="dxa"/>
             <w:vAlign w:val="center"/>
           </w:tcPr>
           <w:p>
@@ -3996,20 +4040,27 @@
             </w:pPr>
             <w:r>
               <w:rPr>
-                <w:rFonts w:ascii="Avenir Next" w:hAnsi="Avenir Next" w:cs="Avenir Next" w:eastAsia="Avenir Next"/>
-                <w:b/>
-                <w:color w:val="003A70"/>
-                <w:spacing w:val="12"/>
-                <w:sz w:val="15"/>
-                <w:szCs w:val="15"/>
-              </w:rPr>
-              <w:t xml:space="preserve">CHECK YOURSELF</w:t>
+                <w:rFonts w:ascii="Arial" w:hAnsi="Arial" w:cs="Arial" w:eastAsia="Arial"/>
+                <w:color w:val="1A1A1A"/>
+                <w:sz w:val="20"/>
+                <w:szCs w:val="20"/>
+              </w:rPr>
+              <w:t xml:space="preserve">□</w:t>
+            </w:r>
+            <w:r>
+              <w:rPr>
+                <w:rFonts w:ascii="Avenir Next" w:hAnsi="Avenir Next" w:cs="Avenir Next" w:eastAsia="Avenir Next"/>
+                <w:color w:val="1A1A1A"/>
+                <w:sz w:val="17"/>
+                <w:szCs w:val="17"/>
+              </w:rPr>
+              <w:t xml:space="preserve">  I can do this on my own</w:t>
             </w:r>
           </w:p>
         </w:tc>
         <w:tc>
           <w:tcPr>
-            <w:tcW w:w="2300" w:type="dxa"/>
+            <w:tcW w:w="2200" w:type="dxa"/>
             <w:vAlign w:val="center"/>
           </w:tcPr>
           <w:p>
@@ -4020,8 +4071,8 @@
               <w:rPr>
                 <w:rFonts w:ascii="Arial" w:hAnsi="Arial" w:cs="Arial" w:eastAsia="Arial"/>
                 <w:color w:val="1A1A1A"/>
-                <w:sz w:val="24"/>
-                <w:szCs w:val="24"/>
+                <w:sz w:val="20"/>
+                <w:szCs w:val="20"/>
               </w:rPr>
               <w:t xml:space="preserve">□</w:t>
             </w:r>
@@ -4032,13 +4083,13 @@
                 <w:sz w:val="17"/>
                 <w:szCs w:val="17"/>
               </w:rPr>
-              <w:t xml:space="preserve">  I can do this on my own</w:t>
+              <w:t xml:space="preserve">  I need a little help</w:t>
             </w:r>
           </w:p>
         </w:tc>
         <w:tc>
           <w:tcPr>
-            <w:tcW w:w="2100" w:type="dxa"/>
+            <w:tcW w:w="3054" w:type="dxa"/>
             <w:vAlign w:val="center"/>
           </w:tcPr>
           <w:p>
@@ -4049,37 +4100,8 @@
               <w:rPr>
                 <w:rFonts w:ascii="Arial" w:hAnsi="Arial" w:cs="Arial" w:eastAsia="Arial"/>
                 <w:color w:val="1A1A1A"/>
-                <w:sz w:val="24"/>
-                <w:szCs w:val="24"/>
-              </w:rPr>
-              <w:t xml:space="preserve">□</w:t>
-            </w:r>
-            <w:r>
-              <w:rPr>
-                <w:rFonts w:ascii="Avenir Next" w:hAnsi="Avenir Next" w:cs="Avenir Next" w:eastAsia="Avenir Next"/>
-                <w:color w:val="1A1A1A"/>
-                <w:sz w:val="17"/>
-                <w:szCs w:val="17"/>
-              </w:rPr>
-              <w:t xml:space="preserve">  I need a little help</w:t>
-            </w:r>
-          </w:p>
-        </w:tc>
-        <w:tc>
-          <w:tcPr>
-            <w:tcW w:w="3104" w:type="dxa"/>
-            <w:vAlign w:val="center"/>
-          </w:tcPr>
-          <w:p>
-            <w:pPr>
-              <w:spacing w:before="0" w:after="0" w:line="240" w:lineRule="auto"/>
-            </w:pPr>
-            <w:r>
-              <w:rPr>
-                <w:rFonts w:ascii="Arial" w:hAnsi="Arial" w:cs="Arial" w:eastAsia="Arial"/>
-                <w:color w:val="1A1A1A"/>
-                <w:sz w:val="24"/>
-                <w:szCs w:val="24"/>
+                <w:sz w:val="20"/>
+                <w:szCs w:val="20"/>
               </w:rPr>
               <w:t xml:space="preserve">□</w:t>
             </w:r>
@@ -4114,7 +4136,7 @@
     <w:sectPr>
       <w:footerReference w:type="default" r:id="rIdFooter1"/>
       <w:pgSz w:w="12240" w:h="15840"/>
-      <w:pgMar w:top="893" w:right="1224" w:bottom="835" w:left="1512" w:header="432" w:footer="432" w:gutter="0"/>
+      <w:pgMar w:top="780" w:right="1224" w:bottom="760" w:left="1512" w:header="432" w:footer="432" w:gutter="0"/>
       <w:cols w:space="720"/>
     </w:sectPr>
   </w:body>
@@ -4194,7 +4216,106 @@
               <w:sz w:val="15"/>
               <w:szCs w:val="15"/>
             </w:rPr>
-            <w:t xml:space="preserve">Lesson 8-1  ·  Session 1  ·  Prerequisite Practice A</w:t>
+            <w:t xml:space="preserve">8-1 · Page </w:t>
+          </w:r>
+          <w:r>
+            <w:rPr>
+              <w:rFonts w:ascii="Avenir Next" w:hAnsi="Avenir Next" w:cs="Avenir Next" w:eastAsia="Avenir Next"/>
+              <w:color w:val="5A5F66"/>
+              <w:sz w:val="15"/>
+              <w:szCs w:val="15"/>
+            </w:rPr>
+            <w:fldChar w:fldCharType="begin"/>
+          </w:r>
+          <w:r>
+            <w:rPr>
+              <w:rFonts w:ascii="Avenir Next" w:hAnsi="Avenir Next" w:cs="Avenir Next" w:eastAsia="Avenir Next"/>
+              <w:color w:val="5A5F66"/>
+              <w:sz w:val="15"/>
+              <w:szCs w:val="15"/>
+            </w:rPr>
+            <w:instrText xml:space="preserve"> PAGE </w:instrText>
+          </w:r>
+          <w:r>
+            <w:rPr>
+              <w:rFonts w:ascii="Avenir Next" w:hAnsi="Avenir Next" w:cs="Avenir Next" w:eastAsia="Avenir Next"/>
+              <w:color w:val="5A5F66"/>
+              <w:sz w:val="15"/>
+              <w:szCs w:val="15"/>
+            </w:rPr>
+            <w:fldChar w:fldCharType="separate"/>
+          </w:r>
+          <w:r>
+            <w:rPr>
+              <w:rFonts w:ascii="Avenir Next" w:hAnsi="Avenir Next" w:cs="Avenir Next" w:eastAsia="Avenir Next"/>
+              <w:color w:val="5A5F66"/>
+              <w:sz w:val="15"/>
+              <w:szCs w:val="15"/>
+            </w:rPr>
+            <w:t xml:space="preserve">1</w:t>
+          </w:r>
+          <w:r>
+            <w:rPr>
+              <w:rFonts w:ascii="Avenir Next" w:hAnsi="Avenir Next" w:cs="Avenir Next" w:eastAsia="Avenir Next"/>
+              <w:color w:val="5A5F66"/>
+              <w:sz w:val="15"/>
+              <w:szCs w:val="15"/>
+            </w:rPr>
+            <w:fldChar w:fldCharType="end"/>
+          </w:r>
+          <w:r>
+            <w:rPr>
+              <w:rFonts w:ascii="Avenir Next" w:hAnsi="Avenir Next" w:cs="Avenir Next" w:eastAsia="Avenir Next"/>
+              <w:color w:val="5A5F66"/>
+              <w:sz w:val="15"/>
+              <w:szCs w:val="15"/>
+            </w:rPr>
+            <w:t xml:space="preserve"> of </w:t>
+          </w:r>
+          <w:r>
+            <w:rPr>
+              <w:rFonts w:ascii="Avenir Next" w:hAnsi="Avenir Next" w:cs="Avenir Next" w:eastAsia="Avenir Next"/>
+              <w:color w:val="5A5F66"/>
+              <w:sz w:val="15"/>
+              <w:szCs w:val="15"/>
+            </w:rPr>
+            <w:fldChar w:fldCharType="begin"/>
+          </w:r>
+          <w:r>
+            <w:rPr>
+              <w:rFonts w:ascii="Avenir Next" w:hAnsi="Avenir Next" w:cs="Avenir Next" w:eastAsia="Avenir Next"/>
+              <w:color w:val="5A5F66"/>
+              <w:sz w:val="15"/>
+              <w:szCs w:val="15"/>
+            </w:rPr>
+            <w:instrText xml:space="preserve"> NUMPAGES </w:instrText>
+          </w:r>
+          <w:r>
+            <w:rPr>
+              <w:rFonts w:ascii="Avenir Next" w:hAnsi="Avenir Next" w:cs="Avenir Next" w:eastAsia="Avenir Next"/>
+              <w:color w:val="5A5F66"/>
+              <w:sz w:val="15"/>
+              <w:szCs w:val="15"/>
+            </w:rPr>
+            <w:fldChar w:fldCharType="separate"/>
+          </w:r>
+          <w:r>
+            <w:rPr>
+              <w:rFonts w:ascii="Avenir Next" w:hAnsi="Avenir Next" w:cs="Avenir Next" w:eastAsia="Avenir Next"/>
+              <w:color w:val="5A5F66"/>
+              <w:sz w:val="15"/>
+              <w:szCs w:val="15"/>
+            </w:rPr>
+            <w:t xml:space="preserve">1</w:t>
+          </w:r>
+          <w:r>
+            <w:rPr>
+              <w:rFonts w:ascii="Avenir Next" w:hAnsi="Avenir Next" w:cs="Avenir Next" w:eastAsia="Avenir Next"/>
+              <w:color w:val="5A5F66"/>
+              <w:sz w:val="15"/>
+              <w:szCs w:val="15"/>
+            </w:rPr>
+            <w:fldChar w:fldCharType="end"/>
           </w:r>
         </w:p>
       </w:tc>
@@ -4237,5 +4358,23 @@
       </w:tblCellMar>
     </w:tblPr>
   </w:style>
+  <w:style w:type="paragraph" w:styleId="Heading1">
+    <w:name w:val="heading 1"/>
+    <w:basedOn w:val="Normal"/>
+    <w:pPr>
+      <w:outlineLvl w:val="0"/>
+      <w:keepNext w:val="0"/>
+      <w:keepLines w:val="0"/>
+    </w:pPr>
+  </w:style>
+  <w:style w:type="paragraph" w:styleId="Heading2">
+    <w:name w:val="heading 2"/>
+    <w:basedOn w:val="Normal"/>
+    <w:pPr>
+      <w:outlineLvl w:val="1"/>
+      <w:keepNext w:val="0"/>
+      <w:keepLines w:val="0"/>
+    </w:pPr>
+  </w:style>
 </w:styles>
 </file>